--- a/ConsumerBigRightWorkplace/Templates/F_ТИПОВИЙ ЛІЦЕНЗІЙНИЙ ДОГОВІР ТЕАТР ГО УААСП (1).docx
+++ b/ConsumerBigRightWorkplace/Templates/F_ТИПОВИЙ ЛІЦЕНЗІЙНИЙ ДОГОВІР ТЕАТР ГО УААСП (1).docx
@@ -2094,22 +2094,23 @@
         <w:tbl>
           <w:tblPr>
             <w:tblStyle w:val="af0"/>
-            <w:tblW w:w="9634" w:type="dxa"/>
+            <w:tblW w:w="9493" w:type="dxa"/>
             <w:tblLook w:val="04A0" w:firstRow="1" w:lastRow="0" w:firstColumn="1" w:lastColumn="0" w:noHBand="0" w:noVBand="1"/>
           </w:tblPr>
           <w:tblGrid>
-            <w:gridCol w:w="2405"/>
-            <w:gridCol w:w="3827"/>
-            <w:gridCol w:w="1843"/>
-            <w:gridCol w:w="1559"/>
+            <w:gridCol w:w="2180"/>
+            <w:gridCol w:w="2180"/>
+            <w:gridCol w:w="2180"/>
+            <w:gridCol w:w="2180"/>
+            <w:gridCol w:w="773"/>
           </w:tblGrid>
           <w:tr>
             <w:trPr>
-              <w:trHeight w:val="381"/>
+              <w:trHeight w:val="107"/>
             </w:trPr>
             <w:tc>
               <w:tcPr>
-                <w:tcW w:w="2405" w:type="dxa"/>
+                <w:tcW w:w="2180" w:type="dxa"/>
                 <w:vAlign w:val="center"/>
               </w:tcPr>
               <w:p>
@@ -2118,8 +2119,8 @@
                   <w:rPr>
                     <w:rFonts w:ascii="Times New Roman" w:hAnsi="Times New Roman" w:cs="Times New Roman"/>
                     <w:b/>
-                    <w:sz w:val="20"/>
-                    <w:szCs w:val="20"/>
+                    <w:sz w:val="16"/>
+                    <w:szCs w:val="16"/>
                     <w:lang w:val="uk-UA"/>
                   </w:rPr>
                 </w:pPr>
@@ -2127,8 +2128,36 @@
                   <w:rPr>
                     <w:rFonts w:ascii="Times New Roman" w:hAnsi="Times New Roman" w:cs="Times New Roman"/>
                     <w:b/>
-                    <w:sz w:val="20"/>
-                    <w:szCs w:val="20"/>
+                    <w:sz w:val="16"/>
+                    <w:szCs w:val="16"/>
+                    <w:lang w:val="uk-UA"/>
+                  </w:rPr>
+                  <w:t>Найменування Вистави / Найменування Твору мовою оригіналу</w:t>
+                </w:r>
+              </w:p>
+            </w:tc>
+            <w:tc>
+              <w:tcPr>
+                <w:tcW w:w="2180" w:type="dxa"/>
+                <w:vAlign w:val="center"/>
+              </w:tcPr>
+              <w:p>
+                <w:pPr>
+                  <w:jc w:val="center"/>
+                  <w:rPr>
+                    <w:rFonts w:ascii="Times New Roman" w:hAnsi="Times New Roman" w:cs="Times New Roman"/>
+                    <w:b/>
+                    <w:sz w:val="16"/>
+                    <w:szCs w:val="16"/>
+                    <w:lang w:val="uk-UA"/>
+                  </w:rPr>
+                </w:pPr>
+                <w:r>
+                  <w:rPr>
+                    <w:rFonts w:ascii="Times New Roman" w:hAnsi="Times New Roman" w:cs="Times New Roman"/>
+                    <w:b/>
+                    <w:sz w:val="16"/>
+                    <w:szCs w:val="16"/>
                     <w:lang w:val="uk-UA"/>
                   </w:rPr>
                   <w:t>Творча роль автора</w:t>
@@ -2137,7 +2166,7 @@
             </w:tc>
             <w:tc>
               <w:tcPr>
-                <w:tcW w:w="3827" w:type="dxa"/>
+                <w:tcW w:w="2180" w:type="dxa"/>
                 <w:vAlign w:val="center"/>
               </w:tcPr>
               <w:p>
@@ -2146,8 +2175,8 @@
                   <w:rPr>
                     <w:rFonts w:ascii="Times New Roman" w:hAnsi="Times New Roman" w:cs="Times New Roman"/>
                     <w:b/>
-                    <w:sz w:val="20"/>
-                    <w:szCs w:val="20"/>
+                    <w:sz w:val="16"/>
+                    <w:szCs w:val="16"/>
                     <w:lang w:val="uk-UA"/>
                   </w:rPr>
                 </w:pPr>
@@ -2155,8 +2184,8 @@
                   <w:rPr>
                     <w:rFonts w:ascii="Times New Roman" w:hAnsi="Times New Roman" w:cs="Times New Roman"/>
                     <w:b/>
-                    <w:sz w:val="20"/>
-                    <w:szCs w:val="20"/>
+                    <w:sz w:val="16"/>
+                    <w:szCs w:val="16"/>
                     <w:lang w:val="uk-UA"/>
                   </w:rPr>
                   <w:t>ПІБ автора</w:t>
@@ -2165,7 +2194,7 @@
             </w:tc>
             <w:tc>
               <w:tcPr>
-                <w:tcW w:w="1843" w:type="dxa"/>
+                <w:tcW w:w="2180" w:type="dxa"/>
                 <w:vAlign w:val="center"/>
               </w:tcPr>
               <w:p>
@@ -2174,8 +2203,8 @@
                   <w:rPr>
                     <w:rFonts w:ascii="Times New Roman" w:hAnsi="Times New Roman" w:cs="Times New Roman"/>
                     <w:b/>
-                    <w:sz w:val="20"/>
-                    <w:szCs w:val="20"/>
+                    <w:sz w:val="16"/>
+                    <w:szCs w:val="16"/>
                     <w:lang w:val="uk-UA"/>
                   </w:rPr>
                 </w:pPr>
@@ -2183,8 +2212,8 @@
                   <w:rPr>
                     <w:rFonts w:ascii="Times New Roman" w:hAnsi="Times New Roman" w:cs="Times New Roman"/>
                     <w:b/>
-                    <w:sz w:val="20"/>
-                    <w:szCs w:val="20"/>
+                    <w:sz w:val="16"/>
+                    <w:szCs w:val="16"/>
                     <w:lang w:val="uk-UA"/>
                   </w:rPr>
                   <w:t>Країна Автора</w:t>
@@ -2193,7 +2222,7 @@
             </w:tc>
             <w:tc>
               <w:tcPr>
-                <w:tcW w:w="1559" w:type="dxa"/>
+                <w:tcW w:w="773" w:type="dxa"/>
                 <w:vAlign w:val="center"/>
               </w:tcPr>
               <w:p>
@@ -2202,8 +2231,8 @@
                   <w:rPr>
                     <w:rFonts w:ascii="Times New Roman" w:hAnsi="Times New Roman" w:cs="Times New Roman"/>
                     <w:b/>
-                    <w:sz w:val="20"/>
-                    <w:szCs w:val="20"/>
+                    <w:sz w:val="16"/>
+                    <w:szCs w:val="16"/>
                     <w:lang w:val="uk-UA"/>
                   </w:rPr>
                 </w:pPr>
@@ -2211,8 +2240,8 @@
                   <w:rPr>
                     <w:rFonts w:ascii="Times New Roman" w:hAnsi="Times New Roman" w:cs="Times New Roman"/>
                     <w:b/>
-                    <w:sz w:val="20"/>
-                    <w:szCs w:val="20"/>
+                    <w:sz w:val="16"/>
+                    <w:szCs w:val="16"/>
                     <w:lang w:val="uk-UA"/>
                   </w:rPr>
                   <w:t xml:space="preserve">% </w:t>
@@ -2222,8 +2251,8 @@
                   <w:rPr>
                     <w:rFonts w:ascii="Times New Roman" w:hAnsi="Times New Roman" w:cs="Times New Roman"/>
                     <w:b/>
-                    <w:sz w:val="20"/>
-                    <w:szCs w:val="20"/>
+                    <w:sz w:val="16"/>
+                    <w:szCs w:val="16"/>
                     <w:lang w:val="uk-UA"/>
                   </w:rPr>
                   <w:t>винаго</w:t>
@@ -2233,8 +2262,8 @@
                   <w:rPr>
                     <w:rFonts w:ascii="Times New Roman" w:hAnsi="Times New Roman" w:cs="Times New Roman"/>
                     <w:b/>
-                    <w:sz w:val="20"/>
-                    <w:szCs w:val="20"/>
+                    <w:sz w:val="16"/>
+                    <w:szCs w:val="16"/>
                     <w:lang w:val="uk-UA"/>
                   </w:rPr>
                   <w:t>-</w:t>
@@ -2246,8 +2275,8 @@
                   <w:rPr>
                     <w:rFonts w:ascii="Times New Roman" w:hAnsi="Times New Roman" w:cs="Times New Roman"/>
                     <w:b/>
-                    <w:sz w:val="20"/>
-                    <w:szCs w:val="20"/>
+                    <w:sz w:val="16"/>
+                    <w:szCs w:val="16"/>
                     <w:lang w:val="uk-UA"/>
                   </w:rPr>
                 </w:pPr>
@@ -2255,8 +2284,8 @@
                   <w:rPr>
                     <w:rFonts w:ascii="Times New Roman" w:hAnsi="Times New Roman" w:cs="Times New Roman"/>
                     <w:b/>
-                    <w:sz w:val="20"/>
-                    <w:szCs w:val="20"/>
+                    <w:sz w:val="16"/>
+                    <w:szCs w:val="16"/>
                     <w:lang w:val="uk-UA"/>
                   </w:rPr>
                   <w:t>роди</w:t>
@@ -2278,19 +2307,6 @@
         </w:p>
       </w:sdtContent>
     </w:sdt>
-    <w:p>
-      <w:pPr>
-        <w:spacing w:after="0" w:line="240" w:lineRule="auto"/>
-        <w:ind w:firstLine="851"/>
-        <w:jc w:val="both"/>
-        <w:rPr>
-          <w:rFonts w:ascii="Times New Roman" w:eastAsia="Times New Roman" w:hAnsi="Times New Roman" w:cs="Times New Roman"/>
-          <w:sz w:val="20"/>
-          <w:szCs w:val="20"/>
-          <w:lang w:val="uk-UA" w:eastAsia="ru-RU"/>
-        </w:rPr>
-      </w:pPr>
-    </w:p>
     <w:p>
       <w:pPr>
         <w:spacing w:after="0" w:line="240" w:lineRule="auto"/>
@@ -2390,24 +2406,52 @@
         <w:tbl>
           <w:tblPr>
             <w:tblStyle w:val="af0"/>
-            <w:tblW w:w="9634" w:type="dxa"/>
+            <w:tblW w:w="9910" w:type="dxa"/>
             <w:tblLook w:val="04A0" w:firstRow="1" w:lastRow="0" w:firstColumn="1" w:lastColumn="0" w:noHBand="0" w:noVBand="1"/>
           </w:tblPr>
           <w:tblGrid>
-            <w:gridCol w:w="1775"/>
-            <w:gridCol w:w="2835"/>
-            <w:gridCol w:w="1712"/>
-            <w:gridCol w:w="1407"/>
-            <w:gridCol w:w="913"/>
-            <w:gridCol w:w="992"/>
+            <w:gridCol w:w="1758"/>
+            <w:gridCol w:w="1759"/>
+            <w:gridCol w:w="1758"/>
+            <w:gridCol w:w="1759"/>
+            <w:gridCol w:w="1222"/>
+            <w:gridCol w:w="793"/>
+            <w:gridCol w:w="861"/>
           </w:tblGrid>
           <w:tr>
             <w:trPr>
-              <w:trHeight w:val="455"/>
+              <w:trHeight w:val="514"/>
             </w:trPr>
             <w:tc>
               <w:tcPr>
-                <w:tcW w:w="1775" w:type="dxa"/>
+                <w:tcW w:w="1758" w:type="dxa"/>
+              </w:tcPr>
+              <w:p>
+                <w:pPr>
+                  <w:jc w:val="center"/>
+                  <w:rPr>
+                    <w:rFonts w:ascii="Times New Roman" w:hAnsi="Times New Roman" w:cs="Times New Roman"/>
+                    <w:b/>
+                    <w:sz w:val="16"/>
+                    <w:szCs w:val="16"/>
+                    <w:lang w:val="uk-UA"/>
+                  </w:rPr>
+                </w:pPr>
+                <w:r>
+                  <w:rPr>
+                    <w:rFonts w:ascii="Times New Roman" w:hAnsi="Times New Roman" w:cs="Times New Roman"/>
+                    <w:b/>
+                    <w:sz w:val="16"/>
+                    <w:szCs w:val="16"/>
+                    <w:lang w:val="uk-UA"/>
+                  </w:rPr>
+                  <w:t>Найменування Вистави / Найменування Твору мовою оригіналу</w:t>
+                </w:r>
+              </w:p>
+            </w:tc>
+            <w:tc>
+              <w:tcPr>
+                <w:tcW w:w="1759" w:type="dxa"/>
                 <w:vAlign w:val="center"/>
               </w:tcPr>
               <w:p>
@@ -2416,8 +2460,8 @@
                   <w:rPr>
                     <w:rFonts w:ascii="Times New Roman" w:hAnsi="Times New Roman" w:cs="Times New Roman"/>
                     <w:b/>
-                    <w:sz w:val="20"/>
-                    <w:szCs w:val="20"/>
+                    <w:sz w:val="16"/>
+                    <w:szCs w:val="16"/>
                     <w:lang w:val="uk-UA"/>
                   </w:rPr>
                 </w:pPr>
@@ -2426,8 +2470,8 @@
                   <w:rPr>
                     <w:rFonts w:ascii="Times New Roman" w:hAnsi="Times New Roman" w:cs="Times New Roman"/>
                     <w:b/>
-                    <w:sz w:val="20"/>
-                    <w:szCs w:val="20"/>
+                    <w:sz w:val="16"/>
+                    <w:szCs w:val="16"/>
                     <w:lang w:val="uk-UA"/>
                   </w:rPr>
                   <w:t>Творча роль автора</w:t>
@@ -2436,7 +2480,7 @@
             </w:tc>
             <w:tc>
               <w:tcPr>
-                <w:tcW w:w="2835" w:type="dxa"/>
+                <w:tcW w:w="1758" w:type="dxa"/>
                 <w:vAlign w:val="center"/>
               </w:tcPr>
               <w:p>
@@ -2445,8 +2489,8 @@
                   <w:rPr>
                     <w:rFonts w:ascii="Times New Roman" w:hAnsi="Times New Roman" w:cs="Times New Roman"/>
                     <w:b/>
-                    <w:sz w:val="20"/>
-                    <w:szCs w:val="20"/>
+                    <w:sz w:val="16"/>
+                    <w:szCs w:val="16"/>
                     <w:lang w:val="uk-UA"/>
                   </w:rPr>
                 </w:pPr>
@@ -2454,8 +2498,8 @@
                   <w:rPr>
                     <w:rFonts w:ascii="Times New Roman" w:hAnsi="Times New Roman" w:cs="Times New Roman"/>
                     <w:b/>
-                    <w:sz w:val="20"/>
-                    <w:szCs w:val="20"/>
+                    <w:sz w:val="16"/>
+                    <w:szCs w:val="16"/>
                     <w:lang w:val="uk-UA"/>
                   </w:rPr>
                   <w:t>ПІБ автора</w:t>
@@ -2464,7 +2508,7 @@
             </w:tc>
             <w:tc>
               <w:tcPr>
-                <w:tcW w:w="1712" w:type="dxa"/>
+                <w:tcW w:w="1759" w:type="dxa"/>
                 <w:vAlign w:val="center"/>
               </w:tcPr>
               <w:p>
@@ -2473,8 +2517,8 @@
                   <w:rPr>
                     <w:rFonts w:ascii="Times New Roman" w:hAnsi="Times New Roman" w:cs="Times New Roman"/>
                     <w:b/>
-                    <w:sz w:val="20"/>
-                    <w:szCs w:val="20"/>
+                    <w:sz w:val="16"/>
+                    <w:szCs w:val="16"/>
                     <w:lang w:val="uk-UA"/>
                   </w:rPr>
                 </w:pPr>
@@ -2482,8 +2526,8 @@
                   <w:rPr>
                     <w:rFonts w:ascii="Times New Roman" w:hAnsi="Times New Roman" w:cs="Times New Roman"/>
                     <w:b/>
-                    <w:sz w:val="20"/>
-                    <w:szCs w:val="20"/>
+                    <w:sz w:val="16"/>
+                    <w:szCs w:val="16"/>
                     <w:lang w:val="uk-UA"/>
                   </w:rPr>
                   <w:t>Країна Автора</w:t>
@@ -2492,7 +2536,7 @@
             </w:tc>
             <w:tc>
               <w:tcPr>
-                <w:tcW w:w="1407" w:type="dxa"/>
+                <w:tcW w:w="1222" w:type="dxa"/>
                 <w:vAlign w:val="center"/>
               </w:tcPr>
               <w:p>
@@ -2501,8 +2545,8 @@
                   <w:rPr>
                     <w:rFonts w:ascii="Times New Roman" w:hAnsi="Times New Roman" w:cs="Times New Roman"/>
                     <w:b/>
-                    <w:sz w:val="20"/>
-                    <w:szCs w:val="20"/>
+                    <w:sz w:val="16"/>
+                    <w:szCs w:val="16"/>
                     <w:lang w:val="uk-UA"/>
                   </w:rPr>
                 </w:pPr>
@@ -2510,8 +2554,8 @@
                   <w:rPr>
                     <w:rFonts w:ascii="Times New Roman" w:hAnsi="Times New Roman" w:cs="Times New Roman"/>
                     <w:b/>
-                    <w:sz w:val="20"/>
-                    <w:szCs w:val="20"/>
+                    <w:sz w:val="16"/>
+                    <w:szCs w:val="16"/>
                     <w:lang w:val="uk-UA"/>
                   </w:rPr>
                   <w:t>Паушальний платіж,</w:t>
@@ -2523,8 +2567,8 @@
                   <w:rPr>
                     <w:rFonts w:ascii="Times New Roman" w:hAnsi="Times New Roman" w:cs="Times New Roman"/>
                     <w:b/>
-                    <w:sz w:val="20"/>
-                    <w:szCs w:val="20"/>
+                    <w:sz w:val="16"/>
+                    <w:szCs w:val="16"/>
                     <w:lang w:val="uk-UA"/>
                   </w:rPr>
                 </w:pPr>
@@ -2532,8 +2576,8 @@
                   <w:rPr>
                     <w:rFonts w:ascii="Times New Roman" w:hAnsi="Times New Roman" w:cs="Times New Roman"/>
                     <w:b/>
-                    <w:sz w:val="20"/>
-                    <w:szCs w:val="20"/>
+                    <w:sz w:val="16"/>
+                    <w:szCs w:val="16"/>
                     <w:lang w:val="uk-UA"/>
                   </w:rPr>
                   <w:t>сума</w:t>
@@ -2542,7 +2586,7 @@
             </w:tc>
             <w:tc>
               <w:tcPr>
-                <w:tcW w:w="913" w:type="dxa"/>
+                <w:tcW w:w="793" w:type="dxa"/>
                 <w:vAlign w:val="center"/>
               </w:tcPr>
               <w:p>
@@ -2551,8 +2595,8 @@
                   <w:rPr>
                     <w:rFonts w:ascii="Times New Roman" w:hAnsi="Times New Roman" w:cs="Times New Roman"/>
                     <w:b/>
-                    <w:sz w:val="20"/>
-                    <w:szCs w:val="20"/>
+                    <w:sz w:val="16"/>
+                    <w:szCs w:val="16"/>
                     <w:lang w:val="uk-UA"/>
                   </w:rPr>
                 </w:pPr>
@@ -2560,8 +2604,8 @@
                   <w:rPr>
                     <w:rFonts w:ascii="Times New Roman" w:hAnsi="Times New Roman" w:cs="Times New Roman"/>
                     <w:b/>
-                    <w:sz w:val="20"/>
-                    <w:szCs w:val="20"/>
+                    <w:sz w:val="16"/>
+                    <w:szCs w:val="16"/>
                     <w:lang w:val="uk-UA"/>
                   </w:rPr>
                   <w:t>Валюта</w:t>
@@ -2570,7 +2614,7 @@
             </w:tc>
             <w:tc>
               <w:tcPr>
-                <w:tcW w:w="992" w:type="dxa"/>
+                <w:tcW w:w="861" w:type="dxa"/>
                 <w:vAlign w:val="center"/>
               </w:tcPr>
               <w:p>
@@ -2579,8 +2623,8 @@
                   <w:rPr>
                     <w:rFonts w:ascii="Times New Roman" w:hAnsi="Times New Roman" w:cs="Times New Roman"/>
                     <w:b/>
-                    <w:sz w:val="20"/>
-                    <w:szCs w:val="20"/>
+                    <w:sz w:val="16"/>
+                    <w:szCs w:val="16"/>
                     <w:lang w:val="uk-UA"/>
                   </w:rPr>
                 </w:pPr>
@@ -2588,8 +2632,8 @@
                   <w:rPr>
                     <w:rFonts w:ascii="Times New Roman" w:hAnsi="Times New Roman" w:cs="Times New Roman"/>
                     <w:b/>
-                    <w:sz w:val="20"/>
-                    <w:szCs w:val="20"/>
+                    <w:sz w:val="16"/>
+                    <w:szCs w:val="16"/>
                     <w:lang w:val="uk-UA"/>
                   </w:rPr>
                   <w:t>Строк виплати</w:t>
@@ -2682,6 +2726,8 @@
       </w:sdtPr>
       <w:sdtEndPr/>
       <w:sdtContent>
+        <w:bookmarkStart w:id="1" w:name="_GoBack" w:displacedByCustomXml="prev"/>
+        <w:bookmarkEnd w:id="1" w:displacedByCustomXml="prev"/>
         <w:p>
           <w:pPr>
             <w:ind w:firstLine="540"/>
@@ -2696,24 +2742,52 @@
         <w:tbl>
           <w:tblPr>
             <w:tblStyle w:val="af0"/>
-            <w:tblW w:w="9634" w:type="dxa"/>
+            <w:tblW w:w="9949" w:type="dxa"/>
             <w:tblLook w:val="04A0" w:firstRow="1" w:lastRow="0" w:firstColumn="1" w:lastColumn="0" w:noHBand="0" w:noVBand="1"/>
           </w:tblPr>
           <w:tblGrid>
-            <w:gridCol w:w="2080"/>
-            <w:gridCol w:w="1952"/>
-            <w:gridCol w:w="2276"/>
-            <w:gridCol w:w="1414"/>
-            <w:gridCol w:w="931"/>
+            <w:gridCol w:w="1711"/>
+            <w:gridCol w:w="1711"/>
+            <w:gridCol w:w="1711"/>
+            <w:gridCol w:w="1711"/>
+            <w:gridCol w:w="1211"/>
+            <w:gridCol w:w="913"/>
             <w:gridCol w:w="981"/>
           </w:tblGrid>
           <w:tr>
             <w:trPr>
-              <w:trHeight w:val="689"/>
+              <w:trHeight w:val="272"/>
             </w:trPr>
             <w:tc>
               <w:tcPr>
-                <w:tcW w:w="2080" w:type="dxa"/>
+                <w:tcW w:w="1711" w:type="dxa"/>
+              </w:tcPr>
+              <w:p>
+                <w:pPr>
+                  <w:jc w:val="center"/>
+                  <w:rPr>
+                    <w:rFonts w:ascii="Times New Roman" w:hAnsi="Times New Roman" w:cs="Times New Roman"/>
+                    <w:b/>
+                    <w:sz w:val="16"/>
+                    <w:szCs w:val="16"/>
+                    <w:lang w:val="uk-UA"/>
+                  </w:rPr>
+                </w:pPr>
+                <w:r>
+                  <w:rPr>
+                    <w:rFonts w:ascii="Times New Roman" w:hAnsi="Times New Roman" w:cs="Times New Roman"/>
+                    <w:b/>
+                    <w:sz w:val="16"/>
+                    <w:szCs w:val="16"/>
+                    <w:lang w:val="uk-UA"/>
+                  </w:rPr>
+                  <w:t>Найменування Вистави / Найменування Твору мовою оригіналу</w:t>
+                </w:r>
+              </w:p>
+            </w:tc>
+            <w:tc>
+              <w:tcPr>
+                <w:tcW w:w="1711" w:type="dxa"/>
                 <w:vAlign w:val="center"/>
               </w:tcPr>
               <w:p>
@@ -2722,8 +2796,8 @@
                   <w:rPr>
                     <w:rFonts w:ascii="Times New Roman" w:hAnsi="Times New Roman" w:cs="Times New Roman"/>
                     <w:b/>
-                    <w:sz w:val="20"/>
-                    <w:szCs w:val="20"/>
+                    <w:sz w:val="16"/>
+                    <w:szCs w:val="16"/>
                     <w:lang w:val="uk-UA"/>
                   </w:rPr>
                 </w:pPr>
@@ -2731,8 +2805,8 @@
                   <w:rPr>
                     <w:rFonts w:ascii="Times New Roman" w:hAnsi="Times New Roman" w:cs="Times New Roman"/>
                     <w:b/>
-                    <w:sz w:val="20"/>
-                    <w:szCs w:val="20"/>
+                    <w:sz w:val="16"/>
+                    <w:szCs w:val="16"/>
                     <w:lang w:val="uk-UA"/>
                   </w:rPr>
                   <w:t>Творча роль автора</w:t>
@@ -2741,7 +2815,7 @@
             </w:tc>
             <w:tc>
               <w:tcPr>
-                <w:tcW w:w="1952" w:type="dxa"/>
+                <w:tcW w:w="1711" w:type="dxa"/>
                 <w:vAlign w:val="center"/>
               </w:tcPr>
               <w:p>
@@ -2750,8 +2824,8 @@
                   <w:rPr>
                     <w:rFonts w:ascii="Times New Roman" w:hAnsi="Times New Roman" w:cs="Times New Roman"/>
                     <w:b/>
-                    <w:sz w:val="20"/>
-                    <w:szCs w:val="20"/>
+                    <w:sz w:val="16"/>
+                    <w:szCs w:val="16"/>
                     <w:lang w:val="uk-UA"/>
                   </w:rPr>
                 </w:pPr>
@@ -2759,8 +2833,8 @@
                   <w:rPr>
                     <w:rFonts w:ascii="Times New Roman" w:hAnsi="Times New Roman" w:cs="Times New Roman"/>
                     <w:b/>
-                    <w:sz w:val="20"/>
-                    <w:szCs w:val="20"/>
+                    <w:sz w:val="16"/>
+                    <w:szCs w:val="16"/>
                     <w:lang w:val="uk-UA"/>
                   </w:rPr>
                   <w:t>ПІБ автора</w:t>
@@ -2769,7 +2843,7 @@
             </w:tc>
             <w:tc>
               <w:tcPr>
-                <w:tcW w:w="2276" w:type="dxa"/>
+                <w:tcW w:w="1711" w:type="dxa"/>
                 <w:vAlign w:val="center"/>
               </w:tcPr>
               <w:p>
@@ -2778,8 +2852,8 @@
                   <w:rPr>
                     <w:rFonts w:ascii="Times New Roman" w:hAnsi="Times New Roman" w:cs="Times New Roman"/>
                     <w:b/>
-                    <w:sz w:val="20"/>
-                    <w:szCs w:val="20"/>
+                    <w:sz w:val="16"/>
+                    <w:szCs w:val="16"/>
                     <w:lang w:val="uk-UA"/>
                   </w:rPr>
                 </w:pPr>
@@ -2787,8 +2861,8 @@
                   <w:rPr>
                     <w:rFonts w:ascii="Times New Roman" w:hAnsi="Times New Roman" w:cs="Times New Roman"/>
                     <w:b/>
-                    <w:sz w:val="20"/>
-                    <w:szCs w:val="20"/>
+                    <w:sz w:val="16"/>
+                    <w:szCs w:val="16"/>
                     <w:lang w:val="uk-UA"/>
                   </w:rPr>
                   <w:t>Країна Автора</w:t>
@@ -2797,7 +2871,7 @@
             </w:tc>
             <w:tc>
               <w:tcPr>
-                <w:tcW w:w="1414" w:type="dxa"/>
+                <w:tcW w:w="1211" w:type="dxa"/>
                 <w:vAlign w:val="center"/>
               </w:tcPr>
               <w:p>
@@ -2806,8 +2880,8 @@
                   <w:rPr>
                     <w:rFonts w:ascii="Times New Roman" w:hAnsi="Times New Roman" w:cs="Times New Roman"/>
                     <w:b/>
-                    <w:sz w:val="20"/>
-                    <w:szCs w:val="20"/>
+                    <w:sz w:val="16"/>
+                    <w:szCs w:val="16"/>
                     <w:lang w:val="uk-UA"/>
                   </w:rPr>
                 </w:pPr>
@@ -2815,8 +2889,8 @@
                   <w:rPr>
                     <w:rFonts w:ascii="Times New Roman" w:hAnsi="Times New Roman" w:cs="Times New Roman"/>
                     <w:b/>
-                    <w:sz w:val="20"/>
-                    <w:szCs w:val="20"/>
+                    <w:sz w:val="16"/>
+                    <w:szCs w:val="16"/>
                     <w:lang w:val="uk-UA"/>
                   </w:rPr>
                   <w:t>Авансовий платіж,</w:t>
@@ -2828,8 +2902,8 @@
                   <w:rPr>
                     <w:rFonts w:ascii="Times New Roman" w:hAnsi="Times New Roman" w:cs="Times New Roman"/>
                     <w:b/>
-                    <w:sz w:val="20"/>
-                    <w:szCs w:val="20"/>
+                    <w:sz w:val="16"/>
+                    <w:szCs w:val="16"/>
                     <w:lang w:val="uk-UA"/>
                   </w:rPr>
                 </w:pPr>
@@ -2837,8 +2911,8 @@
                   <w:rPr>
                     <w:rFonts w:ascii="Times New Roman" w:hAnsi="Times New Roman" w:cs="Times New Roman"/>
                     <w:b/>
-                    <w:sz w:val="20"/>
-                    <w:szCs w:val="20"/>
+                    <w:sz w:val="16"/>
+                    <w:szCs w:val="16"/>
                     <w:lang w:val="uk-UA"/>
                   </w:rPr>
                   <w:t>сума</w:t>
@@ -2847,7 +2921,7 @@
             </w:tc>
             <w:tc>
               <w:tcPr>
-                <w:tcW w:w="931" w:type="dxa"/>
+                <w:tcW w:w="913" w:type="dxa"/>
                 <w:vAlign w:val="center"/>
               </w:tcPr>
               <w:p>
@@ -2856,8 +2930,8 @@
                   <w:rPr>
                     <w:rFonts w:ascii="Times New Roman" w:hAnsi="Times New Roman" w:cs="Times New Roman"/>
                     <w:b/>
-                    <w:sz w:val="20"/>
-                    <w:szCs w:val="20"/>
+                    <w:sz w:val="16"/>
+                    <w:szCs w:val="16"/>
                     <w:lang w:val="uk-UA"/>
                   </w:rPr>
                 </w:pPr>
@@ -2865,8 +2939,8 @@
                   <w:rPr>
                     <w:rFonts w:ascii="Times New Roman" w:hAnsi="Times New Roman" w:cs="Times New Roman"/>
                     <w:b/>
-                    <w:sz w:val="20"/>
-                    <w:szCs w:val="20"/>
+                    <w:sz w:val="16"/>
+                    <w:szCs w:val="16"/>
                     <w:lang w:val="uk-UA"/>
                   </w:rPr>
                   <w:t>Валюта</w:t>
@@ -2884,8 +2958,8 @@
                   <w:rPr>
                     <w:rFonts w:ascii="Times New Roman" w:hAnsi="Times New Roman" w:cs="Times New Roman"/>
                     <w:b/>
-                    <w:sz w:val="20"/>
-                    <w:szCs w:val="20"/>
+                    <w:sz w:val="16"/>
+                    <w:szCs w:val="16"/>
                     <w:lang w:val="uk-UA"/>
                   </w:rPr>
                 </w:pPr>
@@ -2893,8 +2967,8 @@
                   <w:rPr>
                     <w:rFonts w:ascii="Times New Roman" w:hAnsi="Times New Roman" w:cs="Times New Roman"/>
                     <w:b/>
-                    <w:sz w:val="20"/>
-                    <w:szCs w:val="20"/>
+                    <w:sz w:val="16"/>
+                    <w:szCs w:val="16"/>
                     <w:lang w:val="uk-UA"/>
                   </w:rPr>
                   <w:t>Строк виплати</w:t>
@@ -4339,6 +4413,7 @@
           <w:szCs w:val="20"/>
           <w:lang w:val="uk-UA" w:eastAsia="ru-RU"/>
         </w:rPr>
+        <w:lastRenderedPageBreak/>
         <w:t>4.1. Користувач зобов’язаний використовувати оригінальні Твори без заподіяння їм шкоди, у тому числі не вносити змін або доповнень у Твори, а також не використовувати їх у скороченому вигляді без письмового дозволу суб’єкта (</w:t>
       </w:r>
       <w:proofErr w:type="spellStart"/>
@@ -4384,7 +4459,6 @@
           <w:szCs w:val="20"/>
           <w:lang w:val="uk-UA" w:eastAsia="ru-RU"/>
         </w:rPr>
-        <w:lastRenderedPageBreak/>
         <w:t>4.2. Користувач зобов’язується не дозволяти здійснювати запис (звукозапис, відеозапис тощо) Творів або їх  частин без письмового дозволу суб’єкта авторського права, які Користувач може отримати через ГО УААСП.</w:t>
       </w:r>
     </w:p>
@@ -13504,9 +13578,9 @@
             <w:tcW w:w="4745" w:type="dxa"/>
             <w:tcBorders>
               <w:top w:val="single" w:sz="4" w:space="0" w:color="auto"/>
-              <w:left w:val="single" w:sz="4" w:space="0" w:color="auto"/>
-              <w:bottom w:val="single" w:sz="4" w:space="0" w:color="auto"/>
-              <w:right w:val="single" w:sz="4" w:space="0" w:color="auto"/>
+              <w:left w:val="nil"/>
+              <w:bottom w:val="nil"/>
+              <w:right w:val="nil"/>
             </w:tcBorders>
           </w:tcPr>
           <w:p>
@@ -13735,9 +13809,9 @@
             <w:tcW w:w="4961" w:type="dxa"/>
             <w:tcBorders>
               <w:top w:val="single" w:sz="4" w:space="0" w:color="auto"/>
-              <w:left w:val="single" w:sz="4" w:space="0" w:color="auto"/>
-              <w:bottom w:val="single" w:sz="4" w:space="0" w:color="auto"/>
-              <w:right w:val="single" w:sz="4" w:space="0" w:color="auto"/>
+              <w:left w:val="nil"/>
+              <w:bottom w:val="nil"/>
+              <w:right w:val="nil"/>
             </w:tcBorders>
           </w:tcPr>
           <w:p>
@@ -14246,7 +14320,6 @@
           <w:lang w:val="uk-UA" w:eastAsia="ru-RU"/>
         </w:rPr>
       </w:pPr>
-      <w:bookmarkStart w:id="1" w:name="_GoBack"/>
       <w:r>
         <w:rPr>
           <w:rFonts w:ascii="Times New Roman" w:eastAsia="Times New Roman" w:hAnsi="Times New Roman" w:cs="Times New Roman"/>
@@ -14259,7 +14332,6 @@
         <w:t>Додаток № 1</w:t>
       </w:r>
     </w:p>
-    <w:bookmarkEnd w:id="1"/>
     <w:p>
       <w:pPr>
         <w:spacing w:after="0" w:line="276" w:lineRule="auto"/>
@@ -18525,7 +18597,6 @@
                       <w:r>
                         <w:t xml:space="preserve">     </w:t>
                       </w:r>
-                      <w:proofErr w:type="spellStart"/>
                       <w:r>
                         <w:rPr>
                           <w:rFonts w:ascii="Times New Roman" w:hAnsi="Times New Roman" w:cs="Times New Roman"/>
@@ -18534,53 +18605,8 @@
                           <w:sz w:val="20"/>
                           <w:szCs w:val="20"/>
                         </w:rPr>
-                        <w:t>Керівник</w:t>
+                        <w:t>Керівник організації                                                                Бухгалтер організації</w:t>
                       </w:r>
-                      <w:proofErr w:type="spellEnd"/>
-                      <w:r>
-                        <w:rPr>
-                          <w:rFonts w:ascii="Times New Roman" w:hAnsi="Times New Roman" w:cs="Times New Roman"/>
-                          <w:b/>
-                          <w:color w:val="auto"/>
-                          <w:sz w:val="20"/>
-                          <w:szCs w:val="20"/>
-                        </w:rPr>
-                        <w:t xml:space="preserve"> </w:t>
-                      </w:r>
-                      <w:proofErr w:type="spellStart"/>
-                      <w:r>
-                        <w:rPr>
-                          <w:rFonts w:ascii="Times New Roman" w:hAnsi="Times New Roman" w:cs="Times New Roman"/>
-                          <w:b/>
-                          <w:color w:val="auto"/>
-                          <w:sz w:val="20"/>
-                          <w:szCs w:val="20"/>
-                        </w:rPr>
-                        <w:t>організації</w:t>
-                      </w:r>
-                      <w:proofErr w:type="spellEnd"/>
-                      <w:r>
-                        <w:rPr>
-                          <w:rFonts w:ascii="Times New Roman" w:hAnsi="Times New Roman" w:cs="Times New Roman"/>
-                          <w:b/>
-                          <w:color w:val="auto"/>
-                          <w:sz w:val="20"/>
-                          <w:szCs w:val="20"/>
-                        </w:rPr>
-                        <w:t xml:space="preserve">                                                                Бухгалтер </w:t>
-                      </w:r>
-                      <w:proofErr w:type="spellStart"/>
-                      <w:r>
-                        <w:rPr>
-                          <w:rFonts w:ascii="Times New Roman" w:hAnsi="Times New Roman" w:cs="Times New Roman"/>
-                          <w:b/>
-                          <w:color w:val="auto"/>
-                          <w:sz w:val="20"/>
-                          <w:szCs w:val="20"/>
-                        </w:rPr>
-                        <w:t>організації</w:t>
-                      </w:r>
-                      <w:proofErr w:type="spellEnd"/>
                     </w:p>
                     <w:p>
                       <w:pPr>
@@ -18608,27 +18634,7 @@
                           <w:bCs/>
                           <w:sz w:val="20"/>
                         </w:rPr>
-                        <w:t xml:space="preserve">       </w:t>
-                      </w:r>
-                      <w:proofErr w:type="spellStart"/>
-                      <w:r>
-                        <w:rPr>
-                          <w:rFonts w:ascii="Times New Roman" w:hAnsi="Times New Roman" w:cs="Times New Roman"/>
-                          <w:b/>
-                          <w:bCs/>
-                          <w:sz w:val="20"/>
-                        </w:rPr>
-                        <w:t>платника</w:t>
-                      </w:r>
-                      <w:proofErr w:type="spellEnd"/>
-                      <w:r>
-                        <w:rPr>
-                          <w:rFonts w:ascii="Times New Roman" w:hAnsi="Times New Roman" w:cs="Times New Roman"/>
-                          <w:b/>
-                          <w:bCs/>
-                          <w:sz w:val="20"/>
-                        </w:rPr>
-                        <w:t xml:space="preserve">                             ___________/__________/ </w:t>
+                        <w:t xml:space="preserve">       платника                             ___________/__________/ </w:t>
                       </w:r>
                       <w:r>
                         <w:rPr>
@@ -18638,27 +18644,7 @@
                           <w:sz w:val="20"/>
                         </w:rPr>
                         <w:tab/>
-                        <w:t xml:space="preserve">        </w:t>
-                      </w:r>
-                      <w:proofErr w:type="spellStart"/>
-                      <w:r>
-                        <w:rPr>
-                          <w:rFonts w:ascii="Times New Roman" w:hAnsi="Times New Roman" w:cs="Times New Roman"/>
-                          <w:b/>
-                          <w:bCs/>
-                          <w:sz w:val="20"/>
-                        </w:rPr>
-                        <w:t>платника</w:t>
-                      </w:r>
-                      <w:proofErr w:type="spellEnd"/>
-                      <w:r>
-                        <w:rPr>
-                          <w:rFonts w:ascii="Times New Roman" w:hAnsi="Times New Roman" w:cs="Times New Roman"/>
-                          <w:b/>
-                          <w:bCs/>
-                          <w:sz w:val="20"/>
-                        </w:rPr>
-                        <w:t xml:space="preserve">                              _________/__________/</w:t>
+                        <w:t xml:space="preserve">        платника                              _________/__________/</w:t>
                       </w:r>
                     </w:p>
                     <w:p>
@@ -18679,7 +18665,6 @@
                         </w:rPr>
                         <w:t xml:space="preserve">                                                М.П.   </w:t>
                       </w:r>
-                      <w:proofErr w:type="spellStart"/>
                       <w:r>
                         <w:rPr>
                           <w:rFonts w:ascii="Times New Roman" w:hAnsi="Times New Roman" w:cs="Times New Roman"/>
@@ -18688,40 +18673,7 @@
                           <w:sz w:val="18"/>
                           <w:szCs w:val="18"/>
                         </w:rPr>
-                        <w:t>підпис</w:t>
-                      </w:r>
-                      <w:proofErr w:type="spellEnd"/>
-                      <w:r>
-                        <w:rPr>
-                          <w:rFonts w:ascii="Times New Roman" w:hAnsi="Times New Roman" w:cs="Times New Roman"/>
-                          <w:bCs/>
-                          <w:i/>
-                          <w:sz w:val="18"/>
-                          <w:szCs w:val="18"/>
-                        </w:rPr>
-                        <w:t xml:space="preserve">                ПІБ                                                                             </w:t>
-                      </w:r>
-                      <w:proofErr w:type="spellStart"/>
-                      <w:r>
-                        <w:rPr>
-                          <w:rFonts w:ascii="Times New Roman" w:hAnsi="Times New Roman" w:cs="Times New Roman"/>
-                          <w:bCs/>
-                          <w:i/>
-                          <w:sz w:val="18"/>
-                          <w:szCs w:val="18"/>
-                        </w:rPr>
-                        <w:t>підпис</w:t>
-                      </w:r>
-                      <w:proofErr w:type="spellEnd"/>
-                      <w:r>
-                        <w:rPr>
-                          <w:rFonts w:ascii="Times New Roman" w:hAnsi="Times New Roman" w:cs="Times New Roman"/>
-                          <w:bCs/>
-                          <w:i/>
-                          <w:sz w:val="18"/>
-                          <w:szCs w:val="18"/>
-                        </w:rPr>
-                        <w:t xml:space="preserve">              ПІБ</w:t>
+                        <w:t>підпис                ПІБ                                                                             підпис              ПІБ</w:t>
                       </w:r>
                     </w:p>
                     <w:p>
@@ -24115,6 +24067,22 @@
       <w:sz w:val="24"/>
       <w:szCs w:val="24"/>
       <w:lang w:eastAsia="ru-RU"/>
+    </w:rPr>
+  </w:style>
+  <w:style w:type="paragraph" w:customStyle="1" w:styleId="1">
+    <w:name w:val="Абзац списка1"/>
+    <w:basedOn w:val="a"/>
+    <w:rsid w:val="00A946FD"/>
+    <w:pPr>
+      <w:suppressAutoHyphens/>
+      <w:spacing w:after="0" w:line="240" w:lineRule="auto"/>
+      <w:ind w:left="720"/>
+    </w:pPr>
+    <w:rPr>
+      <w:rFonts w:ascii="Times New Roman" w:eastAsia="Times New Roman" w:hAnsi="Times New Roman" w:cs="Times New Roman"/>
+      <w:sz w:val="24"/>
+      <w:szCs w:val="24"/>
+      <w:lang w:eastAsia="ar-SA"/>
     </w:rPr>
   </w:style>
 </w:styles>

--- a/ConsumerBigRightWorkplace/Templates/F_ТИПОВИЙ ЛІЦЕНЗІЙНИЙ ДОГОВІР ТЕАТР ГО УААСП (1).docx
+++ b/ConsumerBigRightWorkplace/Templates/F_ТИПОВИЙ ЛІЦЕНЗІЙНИЙ ДОГОВІР ТЕАТР ГО УААСП (1).docx
@@ -2067,8 +2067,8 @@
           <w:szCs w:val="20"/>
           <w:lang w:val="uk-UA"/>
         </w:rPr>
-        <w:alias w:val="TableAvtorPrc"/>
-        <w:tag w:val="TableAvtorPrc"/>
+        <w:alias w:val="TableAvtorPrc1"/>
+        <w:tag w:val="TableAvtorPrc1"/>
         <w:id w:val="368417316"/>
         <w:placeholder>
           <w:docPart w:val="464660B3F3E8454AB26EEE14D4B33F40"/>
@@ -2094,23 +2094,22 @@
         <w:tbl>
           <w:tblPr>
             <w:tblStyle w:val="af0"/>
-            <w:tblW w:w="9493" w:type="dxa"/>
+            <w:tblW w:w="9624" w:type="dxa"/>
             <w:tblLook w:val="04A0" w:firstRow="1" w:lastRow="0" w:firstColumn="1" w:lastColumn="0" w:noHBand="0" w:noVBand="1"/>
           </w:tblPr>
           <w:tblGrid>
-            <w:gridCol w:w="2180"/>
-            <w:gridCol w:w="2180"/>
-            <w:gridCol w:w="2180"/>
-            <w:gridCol w:w="2180"/>
-            <w:gridCol w:w="773"/>
+            <w:gridCol w:w="2833"/>
+            <w:gridCol w:w="2833"/>
+            <w:gridCol w:w="2834"/>
+            <w:gridCol w:w="1124"/>
           </w:tblGrid>
           <w:tr>
             <w:trPr>
-              <w:trHeight w:val="107"/>
+              <w:trHeight w:val="82"/>
             </w:trPr>
             <w:tc>
               <w:tcPr>
-                <w:tcW w:w="2180" w:type="dxa"/>
+                <w:tcW w:w="2833" w:type="dxa"/>
                 <w:vAlign w:val="center"/>
               </w:tcPr>
               <w:p>
@@ -2138,7 +2137,7 @@
             </w:tc>
             <w:tc>
               <w:tcPr>
-                <w:tcW w:w="2180" w:type="dxa"/>
+                <w:tcW w:w="2833" w:type="dxa"/>
                 <w:vAlign w:val="center"/>
               </w:tcPr>
               <w:p>
@@ -2166,11 +2165,15 @@
             </w:tc>
             <w:tc>
               <w:tcPr>
-                <w:tcW w:w="2180" w:type="dxa"/>
+                <w:tcW w:w="2834" w:type="dxa"/>
                 <w:vAlign w:val="center"/>
               </w:tcPr>
               <w:p>
                 <w:pPr>
+                  <w:tabs>
+                    <w:tab w:val="left" w:pos="180"/>
+                  </w:tabs>
+                  <w:ind w:right="13" w:firstLine="180"/>
                   <w:jc w:val="center"/>
                   <w:rPr>
                     <w:rFonts w:ascii="Times New Roman" w:hAnsi="Times New Roman" w:cs="Times New Roman"/>
@@ -2188,17 +2191,45 @@
                     <w:szCs w:val="16"/>
                     <w:lang w:val="uk-UA"/>
                   </w:rPr>
-                  <w:t>ПІБ автора</w:t>
+                  <w:t>Прізвище, ім’я та по-батькові (псевдонім) автора</w:t>
+                </w:r>
+              </w:p>
+              <w:p>
+                <w:pPr>
+                  <w:tabs>
+                    <w:tab w:val="left" w:pos="180"/>
+                  </w:tabs>
+                  <w:ind w:right="13" w:firstLine="180"/>
+                  <w:jc w:val="center"/>
+                  <w:rPr>
+                    <w:rFonts w:ascii="Times New Roman" w:hAnsi="Times New Roman" w:cs="Times New Roman"/>
+                    <w:sz w:val="16"/>
+                    <w:szCs w:val="16"/>
+                    <w:lang w:val="uk-UA"/>
+                  </w:rPr>
+                </w:pPr>
+                <w:r>
+                  <w:rPr>
+                    <w:rFonts w:ascii="Times New Roman" w:hAnsi="Times New Roman" w:cs="Times New Roman"/>
+                    <w:sz w:val="16"/>
+                    <w:szCs w:val="16"/>
+                    <w:lang w:val="uk-UA"/>
+                  </w:rPr>
+                  <w:t>(мовою оригіналу)</w:t>
                 </w:r>
               </w:p>
             </w:tc>
             <w:tc>
               <w:tcPr>
-                <w:tcW w:w="2180" w:type="dxa"/>
+                <w:tcW w:w="1124" w:type="dxa"/>
                 <w:vAlign w:val="center"/>
               </w:tcPr>
               <w:p>
                 <w:pPr>
+                  <w:tabs>
+                    <w:tab w:val="left" w:pos="3"/>
+                  </w:tabs>
+                  <w:ind w:left="-63" w:right="13" w:firstLine="66"/>
                   <w:jc w:val="center"/>
                   <w:rPr>
                     <w:rFonts w:ascii="Times New Roman" w:hAnsi="Times New Roman" w:cs="Times New Roman"/>
@@ -2216,57 +2247,7 @@
                     <w:szCs w:val="16"/>
                     <w:lang w:val="uk-UA"/>
                   </w:rPr>
-                  <w:t>Країна Автора</w:t>
-                </w:r>
-              </w:p>
-            </w:tc>
-            <w:tc>
-              <w:tcPr>
-                <w:tcW w:w="773" w:type="dxa"/>
-                <w:vAlign w:val="center"/>
-              </w:tcPr>
-              <w:p>
-                <w:pPr>
-                  <w:jc w:val="center"/>
-                  <w:rPr>
-                    <w:rFonts w:ascii="Times New Roman" w:hAnsi="Times New Roman" w:cs="Times New Roman"/>
-                    <w:b/>
-                    <w:sz w:val="16"/>
-                    <w:szCs w:val="16"/>
-                    <w:lang w:val="uk-UA"/>
-                  </w:rPr>
-                </w:pPr>
-                <w:r>
-                  <w:rPr>
-                    <w:rFonts w:ascii="Times New Roman" w:hAnsi="Times New Roman" w:cs="Times New Roman"/>
-                    <w:b/>
-                    <w:sz w:val="16"/>
-                    <w:szCs w:val="16"/>
-                    <w:lang w:val="uk-UA"/>
-                  </w:rPr>
-                  <w:t xml:space="preserve">% </w:t>
-                </w:r>
-                <w:proofErr w:type="spellStart"/>
-                <w:r>
-                  <w:rPr>
-                    <w:rFonts w:ascii="Times New Roman" w:hAnsi="Times New Roman" w:cs="Times New Roman"/>
-                    <w:b/>
-                    <w:sz w:val="16"/>
-                    <w:szCs w:val="16"/>
-                    <w:lang w:val="uk-UA"/>
-                  </w:rPr>
-                  <w:t>винаго</w:t>
-                </w:r>
-                <w:proofErr w:type="spellEnd"/>
-                <w:r>
-                  <w:rPr>
-                    <w:rFonts w:ascii="Times New Roman" w:hAnsi="Times New Roman" w:cs="Times New Roman"/>
-                    <w:b/>
-                    <w:sz w:val="16"/>
-                    <w:szCs w:val="16"/>
-                    <w:lang w:val="uk-UA"/>
-                  </w:rPr>
-                  <w:t>-</w:t>
+                  <w:t>Відсоток за</w:t>
                 </w:r>
               </w:p>
               <w:p>
@@ -2288,7 +2269,7 @@
                     <w:szCs w:val="16"/>
                     <w:lang w:val="uk-UA"/>
                   </w:rPr>
-                  <w:t>роди</w:t>
+                  <w:t>публічне виконання Твору</w:t>
                 </w:r>
               </w:p>
             </w:tc>
@@ -2333,7 +2314,7 @@
           <w:szCs w:val="20"/>
           <w:lang w:val="uk-UA"/>
         </w:rPr>
-        <w:t xml:space="preserve">2.4.2. </w:t>
+        <w:t>2.4.2.</w:t>
       </w:r>
       <w:r>
         <w:rPr>
@@ -2355,7 +2336,154 @@
           <w:tag w:val="BRLmpText"/>
           <w:id w:val="-1454245034"/>
           <w:placeholder>
+            <w:docPart w:val="149CCE29B32B41D3B566F925A4AC4DB4"/>
+          </w:placeholder>
+          <w:showingPlcHdr/>
+          <w15:appearance w15:val="tags"/>
+          <w:text/>
+        </w:sdtPr>
+        <w:sdtEndPr/>
+        <w:sdtContent>
+          <w:r>
+            <w:rPr>
+              <w:rStyle w:val="ad"/>
+            </w:rPr>
+            <w:t>Место</w:t>
+          </w:r>
+          <w:r>
+            <w:rPr>
+              <w:rStyle w:val="ad"/>
+              <w:lang w:val="en-US"/>
+            </w:rPr>
+            <w:t xml:space="preserve"> </w:t>
+          </w:r>
+          <w:r>
+            <w:rPr>
+              <w:rStyle w:val="ad"/>
+            </w:rPr>
+            <w:t>для</w:t>
+          </w:r>
+          <w:r>
+            <w:rPr>
+              <w:rStyle w:val="ad"/>
+              <w:lang w:val="en-US"/>
+            </w:rPr>
+            <w:t xml:space="preserve"> </w:t>
+          </w:r>
+          <w:r>
+            <w:rPr>
+              <w:rStyle w:val="ad"/>
+            </w:rPr>
+            <w:t>ввода</w:t>
+          </w:r>
+          <w:r>
+            <w:rPr>
+              <w:rStyle w:val="ad"/>
+              <w:lang w:val="en-US"/>
+            </w:rPr>
+            <w:t xml:space="preserve"> </w:t>
+          </w:r>
+          <w:r>
+            <w:rPr>
+              <w:rStyle w:val="ad"/>
+            </w:rPr>
+            <w:t>текста</w:t>
+          </w:r>
+          <w:r>
+            <w:rPr>
+              <w:rStyle w:val="ad"/>
+              <w:lang w:val="en-US"/>
+            </w:rPr>
+            <w:t>.</w:t>
+          </w:r>
+        </w:sdtContent>
+      </w:sdt>
+      <w:r>
+        <w:rPr>
+          <w:rFonts w:ascii="Times New Roman" w:hAnsi="Times New Roman" w:cs="Times New Roman"/>
+          <w:sz w:val="20"/>
+          <w:szCs w:val="20"/>
+        </w:rPr>
+        <w:t xml:space="preserve"> </w:t>
+      </w:r>
+      <w:sdt>
+        <w:sdtPr>
+          <w:rPr>
+            <w:rFonts w:ascii="Times New Roman" w:hAnsi="Times New Roman" w:cs="Times New Roman"/>
+            <w:sz w:val="20"/>
+            <w:szCs w:val="20"/>
+          </w:rPr>
+          <w:alias w:val="SumLmpGrn"/>
+          <w:tag w:val="SumLmpGrn"/>
+          <w:id w:val="1186322183"/>
+          <w:placeholder>
             <w:docPart w:val="DefaultPlaceholder_-1854013440"/>
+          </w:placeholder>
+          <w:showingPlcHdr/>
+          <w15:appearance w15:val="tags"/>
+          <w:text/>
+        </w:sdtPr>
+        <w:sdtContent>
+          <w:r>
+            <w:rPr>
+              <w:rStyle w:val="ad"/>
+            </w:rPr>
+            <w:t>Место для ввода текста.</w:t>
+          </w:r>
+        </w:sdtContent>
+      </w:sdt>
+      <w:r>
+        <w:rPr>
+          <w:rFonts w:ascii="Times New Roman" w:hAnsi="Times New Roman" w:cs="Times New Roman"/>
+          <w:sz w:val="20"/>
+          <w:szCs w:val="20"/>
+        </w:rPr>
+        <w:t xml:space="preserve"> </w:t>
+      </w:r>
+      <w:sdt>
+        <w:sdtPr>
+          <w:rPr>
+            <w:sz w:val="20"/>
+            <w:szCs w:val="20"/>
+          </w:rPr>
+          <w:alias w:val="SumLmpGrnText"/>
+          <w:tag w:val="SumLmpGrnText"/>
+          <w:id w:val="-1929415901"/>
+          <w:placeholder>
+            <w:docPart w:val="47C7CB0DBC244BCF81A20F8DB4B43838"/>
+          </w:placeholder>
+          <w:showingPlcHdr/>
+          <w15:appearance w15:val="tags"/>
+          <w:text/>
+        </w:sdtPr>
+        <w:sdtEndPr/>
+        <w:sdtContent>
+          <w:r>
+            <w:rPr>
+              <w:rStyle w:val="ad"/>
+            </w:rPr>
+            <w:t>Место для ввода текста.</w:t>
+          </w:r>
+        </w:sdtContent>
+      </w:sdt>
+      <w:r>
+        <w:rPr>
+          <w:sz w:val="20"/>
+          <w:szCs w:val="20"/>
+        </w:rPr>
+        <w:t xml:space="preserve"> </w:t>
+      </w:r>
+      <w:sdt>
+        <w:sdtPr>
+          <w:rPr>
+            <w:sz w:val="20"/>
+            <w:szCs w:val="20"/>
+          </w:rPr>
+          <w:alias w:val="SumLmpKop"/>
+          <w:tag w:val="SumLmpKop"/>
+          <w:id w:val="-1137637340"/>
+          <w:placeholder>
+            <w:docPart w:val="4813845E26704CC5BFDD6EC788278F19"/>
           </w:placeholder>
           <w:showingPlcHdr/>
           <w15:appearance w15:val="tags"/>
@@ -2372,324 +2500,180 @@
         </w:sdtContent>
       </w:sdt>
     </w:p>
-    <w:sdt>
-      <w:sdtPr>
-        <w:rPr>
-          <w:sz w:val="20"/>
-          <w:szCs w:val="20"/>
-          <w:lang w:val="uk-UA"/>
-        </w:rPr>
-        <w:alias w:val="TableAvtorLmp"/>
-        <w:tag w:val="TableAvtorLmp"/>
-        <w:id w:val="-1509370807"/>
-        <w:placeholder>
-          <w:docPart w:val="AA8129D343904A3484DA51B058C51958"/>
-        </w:placeholder>
-        <w15:appearance w15:val="tags"/>
-        <w:docPartList>
-          <w:docPartGallery w:val="Tables"/>
-        </w:docPartList>
-      </w:sdtPr>
-      <w:sdtEndPr/>
-      <w:sdtContent>
-        <w:p>
-          <w:pPr>
-            <w:ind w:firstLine="851"/>
-            <w:jc w:val="both"/>
-            <w:rPr>
-              <w:sz w:val="20"/>
-              <w:szCs w:val="20"/>
-              <w:lang w:val="uk-UA"/>
-            </w:rPr>
-          </w:pPr>
-        </w:p>
-        <w:tbl>
-          <w:tblPr>
-            <w:tblStyle w:val="af0"/>
-            <w:tblW w:w="9910" w:type="dxa"/>
-            <w:tblLook w:val="04A0" w:firstRow="1" w:lastRow="0" w:firstColumn="1" w:lastColumn="0" w:noHBand="0" w:noVBand="1"/>
-          </w:tblPr>
-          <w:tblGrid>
-            <w:gridCol w:w="1758"/>
-            <w:gridCol w:w="1759"/>
-            <w:gridCol w:w="1758"/>
-            <w:gridCol w:w="1759"/>
-            <w:gridCol w:w="1222"/>
-            <w:gridCol w:w="793"/>
-            <w:gridCol w:w="861"/>
-          </w:tblGrid>
-          <w:tr>
-            <w:trPr>
-              <w:trHeight w:val="514"/>
-            </w:trPr>
-            <w:tc>
-              <w:tcPr>
-                <w:tcW w:w="1758" w:type="dxa"/>
-              </w:tcPr>
-              <w:p>
-                <w:pPr>
-                  <w:jc w:val="center"/>
-                  <w:rPr>
-                    <w:rFonts w:ascii="Times New Roman" w:hAnsi="Times New Roman" w:cs="Times New Roman"/>
-                    <w:b/>
-                    <w:sz w:val="16"/>
-                    <w:szCs w:val="16"/>
-                    <w:lang w:val="uk-UA"/>
-                  </w:rPr>
-                </w:pPr>
-                <w:r>
-                  <w:rPr>
-                    <w:rFonts w:ascii="Times New Roman" w:hAnsi="Times New Roman" w:cs="Times New Roman"/>
-                    <w:b/>
-                    <w:sz w:val="16"/>
-                    <w:szCs w:val="16"/>
-                    <w:lang w:val="uk-UA"/>
-                  </w:rPr>
-                  <w:t>Найменування Вистави / Найменування Твору мовою оригіналу</w:t>
-                </w:r>
-              </w:p>
-            </w:tc>
-            <w:tc>
-              <w:tcPr>
-                <w:tcW w:w="1759" w:type="dxa"/>
-                <w:vAlign w:val="center"/>
-              </w:tcPr>
-              <w:p>
-                <w:pPr>
-                  <w:jc w:val="center"/>
-                  <w:rPr>
-                    <w:rFonts w:ascii="Times New Roman" w:hAnsi="Times New Roman" w:cs="Times New Roman"/>
-                    <w:b/>
-                    <w:sz w:val="16"/>
-                    <w:szCs w:val="16"/>
-                    <w:lang w:val="uk-UA"/>
-                  </w:rPr>
-                </w:pPr>
-                <w:bookmarkStart w:id="0" w:name="_Hlk518986354"/>
-                <w:r>
-                  <w:rPr>
-                    <w:rFonts w:ascii="Times New Roman" w:hAnsi="Times New Roman" w:cs="Times New Roman"/>
-                    <w:b/>
-                    <w:sz w:val="16"/>
-                    <w:szCs w:val="16"/>
-                    <w:lang w:val="uk-UA"/>
-                  </w:rPr>
-                  <w:t>Творча роль автора</w:t>
-                </w:r>
-              </w:p>
-            </w:tc>
-            <w:tc>
-              <w:tcPr>
-                <w:tcW w:w="1758" w:type="dxa"/>
-                <w:vAlign w:val="center"/>
-              </w:tcPr>
-              <w:p>
-                <w:pPr>
-                  <w:jc w:val="center"/>
-                  <w:rPr>
-                    <w:rFonts w:ascii="Times New Roman" w:hAnsi="Times New Roman" w:cs="Times New Roman"/>
-                    <w:b/>
-                    <w:sz w:val="16"/>
-                    <w:szCs w:val="16"/>
-                    <w:lang w:val="uk-UA"/>
-                  </w:rPr>
-                </w:pPr>
-                <w:r>
-                  <w:rPr>
-                    <w:rFonts w:ascii="Times New Roman" w:hAnsi="Times New Roman" w:cs="Times New Roman"/>
-                    <w:b/>
-                    <w:sz w:val="16"/>
-                    <w:szCs w:val="16"/>
-                    <w:lang w:val="uk-UA"/>
-                  </w:rPr>
-                  <w:t>ПІБ автора</w:t>
-                </w:r>
-              </w:p>
-            </w:tc>
-            <w:tc>
-              <w:tcPr>
-                <w:tcW w:w="1759" w:type="dxa"/>
-                <w:vAlign w:val="center"/>
-              </w:tcPr>
-              <w:p>
-                <w:pPr>
-                  <w:jc w:val="center"/>
-                  <w:rPr>
-                    <w:rFonts w:ascii="Times New Roman" w:hAnsi="Times New Roman" w:cs="Times New Roman"/>
-                    <w:b/>
-                    <w:sz w:val="16"/>
-                    <w:szCs w:val="16"/>
-                    <w:lang w:val="uk-UA"/>
-                  </w:rPr>
-                </w:pPr>
-                <w:r>
-                  <w:rPr>
-                    <w:rFonts w:ascii="Times New Roman" w:hAnsi="Times New Roman" w:cs="Times New Roman"/>
-                    <w:b/>
-                    <w:sz w:val="16"/>
-                    <w:szCs w:val="16"/>
-                    <w:lang w:val="uk-UA"/>
-                  </w:rPr>
-                  <w:t>Країна Автора</w:t>
-                </w:r>
-              </w:p>
-            </w:tc>
-            <w:tc>
-              <w:tcPr>
-                <w:tcW w:w="1222" w:type="dxa"/>
-                <w:vAlign w:val="center"/>
-              </w:tcPr>
-              <w:p>
-                <w:pPr>
-                  <w:jc w:val="center"/>
-                  <w:rPr>
-                    <w:rFonts w:ascii="Times New Roman" w:hAnsi="Times New Roman" w:cs="Times New Roman"/>
-                    <w:b/>
-                    <w:sz w:val="16"/>
-                    <w:szCs w:val="16"/>
-                    <w:lang w:val="uk-UA"/>
-                  </w:rPr>
-                </w:pPr>
-                <w:r>
-                  <w:rPr>
-                    <w:rFonts w:ascii="Times New Roman" w:hAnsi="Times New Roman" w:cs="Times New Roman"/>
-                    <w:b/>
-                    <w:sz w:val="16"/>
-                    <w:szCs w:val="16"/>
-                    <w:lang w:val="uk-UA"/>
-                  </w:rPr>
-                  <w:t>Паушальний платіж,</w:t>
-                </w:r>
-              </w:p>
-              <w:p>
-                <w:pPr>
-                  <w:jc w:val="center"/>
-                  <w:rPr>
-                    <w:rFonts w:ascii="Times New Roman" w:hAnsi="Times New Roman" w:cs="Times New Roman"/>
-                    <w:b/>
-                    <w:sz w:val="16"/>
-                    <w:szCs w:val="16"/>
-                    <w:lang w:val="uk-UA"/>
-                  </w:rPr>
-                </w:pPr>
-                <w:r>
-                  <w:rPr>
-                    <w:rFonts w:ascii="Times New Roman" w:hAnsi="Times New Roman" w:cs="Times New Roman"/>
-                    <w:b/>
-                    <w:sz w:val="16"/>
-                    <w:szCs w:val="16"/>
-                    <w:lang w:val="uk-UA"/>
-                  </w:rPr>
-                  <w:t>сума</w:t>
-                </w:r>
-              </w:p>
-            </w:tc>
-            <w:tc>
-              <w:tcPr>
-                <w:tcW w:w="793" w:type="dxa"/>
-                <w:vAlign w:val="center"/>
-              </w:tcPr>
-              <w:p>
-                <w:pPr>
-                  <w:jc w:val="center"/>
-                  <w:rPr>
-                    <w:rFonts w:ascii="Times New Roman" w:hAnsi="Times New Roman" w:cs="Times New Roman"/>
-                    <w:b/>
-                    <w:sz w:val="16"/>
-                    <w:szCs w:val="16"/>
-                    <w:lang w:val="uk-UA"/>
-                  </w:rPr>
-                </w:pPr>
-                <w:r>
-                  <w:rPr>
-                    <w:rFonts w:ascii="Times New Roman" w:hAnsi="Times New Roman" w:cs="Times New Roman"/>
-                    <w:b/>
-                    <w:sz w:val="16"/>
-                    <w:szCs w:val="16"/>
-                    <w:lang w:val="uk-UA"/>
-                  </w:rPr>
-                  <w:t>Валюта</w:t>
-                </w:r>
-              </w:p>
-            </w:tc>
-            <w:tc>
-              <w:tcPr>
-                <w:tcW w:w="861" w:type="dxa"/>
-                <w:vAlign w:val="center"/>
-              </w:tcPr>
-              <w:p>
-                <w:pPr>
-                  <w:jc w:val="center"/>
-                  <w:rPr>
-                    <w:rFonts w:ascii="Times New Roman" w:hAnsi="Times New Roman" w:cs="Times New Roman"/>
-                    <w:b/>
-                    <w:sz w:val="16"/>
-                    <w:szCs w:val="16"/>
-                    <w:lang w:val="uk-UA"/>
-                  </w:rPr>
-                </w:pPr>
-                <w:r>
-                  <w:rPr>
-                    <w:rFonts w:ascii="Times New Roman" w:hAnsi="Times New Roman" w:cs="Times New Roman"/>
-                    <w:b/>
-                    <w:sz w:val="16"/>
-                    <w:szCs w:val="16"/>
-                    <w:lang w:val="uk-UA"/>
-                  </w:rPr>
-                  <w:t>Строк виплати</w:t>
-                </w:r>
-              </w:p>
-            </w:tc>
-          </w:tr>
-        </w:tbl>
-        <w:p>
-          <w:pPr>
-            <w:ind w:firstLine="851"/>
-            <w:jc w:val="both"/>
-            <w:rPr>
-              <w:sz w:val="20"/>
-              <w:szCs w:val="20"/>
-              <w:lang w:val="uk-UA"/>
-            </w:rPr>
-          </w:pPr>
-        </w:p>
-        <w:bookmarkEnd w:id="0" w:displacedByCustomXml="next"/>
-      </w:sdtContent>
-    </w:sdt>
     <w:p>
       <w:pPr>
         <w:spacing w:after="0" w:line="240" w:lineRule="auto"/>
         <w:ind w:firstLine="540"/>
         <w:jc w:val="both"/>
         <w:rPr>
+          <w:sz w:val="20"/>
+          <w:szCs w:val="20"/>
+        </w:rPr>
+      </w:pPr>
+      <w:r>
+        <w:rPr>
           <w:rFonts w:ascii="Times New Roman" w:hAnsi="Times New Roman" w:cs="Times New Roman"/>
           <w:sz w:val="20"/>
           <w:szCs w:val="20"/>
           <w:lang w:val="uk-UA"/>
         </w:rPr>
-      </w:pPr>
-      <w:r>
-        <w:rPr>
-          <w:rFonts w:ascii="Times New Roman" w:hAnsi="Times New Roman" w:cs="Times New Roman"/>
-          <w:sz w:val="20"/>
-          <w:szCs w:val="20"/>
-          <w:lang w:val="uk-UA"/>
-        </w:rPr>
         <w:t xml:space="preserve">2.5. </w:t>
       </w:r>
+      <w:bookmarkStart w:id="0" w:name="_GoBack"/>
+      <w:bookmarkEnd w:id="0"/>
       <w:sdt>
         <w:sdtPr>
           <w:rPr>
-            <w:rFonts w:ascii="Times New Roman" w:hAnsi="Times New Roman" w:cs="Times New Roman"/>
             <w:sz w:val="20"/>
             <w:szCs w:val="20"/>
-            <w:lang w:val="uk-UA"/>
           </w:rPr>
-          <w:alias w:val="BRAdvText"/>
-          <w:tag w:val="BRAdvText"/>
-          <w:id w:val="-1757741737"/>
+          <w:alias w:val="BRAdvText1"/>
+          <w:tag w:val="BRAdvText1"/>
+          <w:id w:val="1454908293"/>
           <w:placeholder>
-            <w:docPart w:val="DefaultPlaceholder_-1854013440"/>
+            <w:docPart w:val="9BE73D764AE34DE08E4DE13BC0102981"/>
+          </w:placeholder>
+          <w:showingPlcHdr/>
+          <w15:appearance w15:val="tags"/>
+          <w:text/>
+        </w:sdtPr>
+        <w:sdtEndPr/>
+        <w:sdtContent>
+          <w:r>
+            <w:rPr>
+              <w:rStyle w:val="ad"/>
+            </w:rPr>
+            <w:t>Место для ввода текста.</w:t>
+          </w:r>
+        </w:sdtContent>
+      </w:sdt>
+      <w:r>
+        <w:rPr>
+          <w:sz w:val="20"/>
+          <w:szCs w:val="20"/>
+        </w:rPr>
+        <w:t xml:space="preserve"> </w:t>
+      </w:r>
+      <w:r>
+        <w:rPr>
+          <w:sz w:val="20"/>
+          <w:szCs w:val="20"/>
+        </w:rPr>
+        <w:t xml:space="preserve"> </w:t>
+      </w:r>
+      <w:sdt>
+        <w:sdtPr>
+          <w:rPr>
+            <w:sz w:val="20"/>
+            <w:szCs w:val="20"/>
+            <w:lang w:val="en-US"/>
+          </w:rPr>
+          <w:alias w:val="SumAdvGrn"/>
+          <w:tag w:val="SumAdvGrn"/>
+          <w:id w:val="56522669"/>
+          <w:placeholder>
+            <w:docPart w:val="A0B92EDAD7CC46CDBC3BF8B8F96D250C"/>
+          </w:placeholder>
+          <w:showingPlcHdr/>
+          <w15:appearance w15:val="tags"/>
+          <w:text/>
+        </w:sdtPr>
+        <w:sdtEndPr/>
+        <w:sdtContent>
+          <w:r>
+            <w:rPr>
+              <w:rStyle w:val="ad"/>
+            </w:rPr>
+            <w:t>Место для ввода текста.</w:t>
+          </w:r>
+        </w:sdtContent>
+      </w:sdt>
+      <w:r>
+        <w:rPr>
+          <w:sz w:val="20"/>
+          <w:szCs w:val="20"/>
+        </w:rPr>
+        <w:t xml:space="preserve"> </w:t>
+      </w:r>
+      <w:sdt>
+        <w:sdtPr>
+          <w:rPr>
+            <w:sz w:val="20"/>
+            <w:szCs w:val="20"/>
+            <w:lang w:val="en-US"/>
+          </w:rPr>
+          <w:alias w:val="SumAdvGrnText"/>
+          <w:tag w:val="SumAdvGrnText"/>
+          <w:id w:val="-2106177204"/>
+          <w:placeholder>
+            <w:docPart w:val="D1D2F56A630443A5B247295C67BD8ADB"/>
+          </w:placeholder>
+          <w:showingPlcHdr/>
+          <w15:appearance w15:val="tags"/>
+          <w:text/>
+        </w:sdtPr>
+        <w:sdtEndPr/>
+        <w:sdtContent>
+          <w:r>
+            <w:rPr>
+              <w:rStyle w:val="ad"/>
+            </w:rPr>
+            <w:t>Место для ввода текста.</w:t>
+          </w:r>
+        </w:sdtContent>
+      </w:sdt>
+      <w:r>
+        <w:rPr>
+          <w:sz w:val="20"/>
+          <w:szCs w:val="20"/>
+        </w:rPr>
+        <w:t xml:space="preserve"> </w:t>
+      </w:r>
+      <w:sdt>
+        <w:sdtPr>
+          <w:rPr>
+            <w:sz w:val="20"/>
+            <w:szCs w:val="20"/>
+            <w:lang w:val="en-US"/>
+          </w:rPr>
+          <w:alias w:val="SumAdvKop"/>
+          <w:tag w:val="SumAdvKop"/>
+          <w:id w:val="400641634"/>
+          <w:placeholder>
+            <w:docPart w:val="9867E27FB4D54F4A838FDF513F3A79E2"/>
+          </w:placeholder>
+          <w:showingPlcHdr/>
+          <w15:appearance w15:val="tags"/>
+          <w:text/>
+        </w:sdtPr>
+        <w:sdtEndPr/>
+        <w:sdtContent>
+          <w:r>
+            <w:rPr>
+              <w:rStyle w:val="ad"/>
+            </w:rPr>
+            <w:t>Место для ввода текста.</w:t>
+          </w:r>
+        </w:sdtContent>
+      </w:sdt>
+      <w:r>
+        <w:rPr>
+          <w:sz w:val="20"/>
+          <w:szCs w:val="20"/>
+        </w:rPr>
+        <w:t xml:space="preserve"> </w:t>
+      </w:r>
+      <w:sdt>
+        <w:sdtPr>
+          <w:rPr>
+            <w:sz w:val="20"/>
+            <w:szCs w:val="20"/>
+          </w:rPr>
+          <w:alias w:val="BRAdvText2"/>
+          <w:tag w:val="BRAdvText2"/>
+          <w:id w:val="-889800574"/>
+          <w:placeholder>
+            <w:docPart w:val="12C1BB793E394172A9543E9DAE50B021"/>
           </w:placeholder>
           <w:showingPlcHdr/>
           <w15:appearance w15:val="tags"/>
@@ -2706,290 +2690,6 @@
         </w:sdtContent>
       </w:sdt>
     </w:p>
-    <w:sdt>
-      <w:sdtPr>
-        <w:rPr>
-          <w:sz w:val="20"/>
-          <w:szCs w:val="20"/>
-          <w:lang w:val="uk-UA"/>
-        </w:rPr>
-        <w:alias w:val="TableAvtorAdv"/>
-        <w:tag w:val="TableAvtorAdv"/>
-        <w:id w:val="-2098398313"/>
-        <w:placeholder>
-          <w:docPart w:val="FB0387CFAFE44BB6AB2F39E270664168"/>
-        </w:placeholder>
-        <w15:appearance w15:val="tags"/>
-        <w:docPartList>
-          <w:docPartGallery w:val="Tables"/>
-        </w:docPartList>
-      </w:sdtPr>
-      <w:sdtEndPr/>
-      <w:sdtContent>
-        <w:bookmarkStart w:id="1" w:name="_GoBack" w:displacedByCustomXml="prev"/>
-        <w:bookmarkEnd w:id="1" w:displacedByCustomXml="prev"/>
-        <w:p>
-          <w:pPr>
-            <w:ind w:firstLine="540"/>
-            <w:jc w:val="both"/>
-            <w:rPr>
-              <w:sz w:val="20"/>
-              <w:szCs w:val="20"/>
-              <w:lang w:val="uk-UA"/>
-            </w:rPr>
-          </w:pPr>
-        </w:p>
-        <w:tbl>
-          <w:tblPr>
-            <w:tblStyle w:val="af0"/>
-            <w:tblW w:w="9949" w:type="dxa"/>
-            <w:tblLook w:val="04A0" w:firstRow="1" w:lastRow="0" w:firstColumn="1" w:lastColumn="0" w:noHBand="0" w:noVBand="1"/>
-          </w:tblPr>
-          <w:tblGrid>
-            <w:gridCol w:w="1711"/>
-            <w:gridCol w:w="1711"/>
-            <w:gridCol w:w="1711"/>
-            <w:gridCol w:w="1711"/>
-            <w:gridCol w:w="1211"/>
-            <w:gridCol w:w="913"/>
-            <w:gridCol w:w="981"/>
-          </w:tblGrid>
-          <w:tr>
-            <w:trPr>
-              <w:trHeight w:val="272"/>
-            </w:trPr>
-            <w:tc>
-              <w:tcPr>
-                <w:tcW w:w="1711" w:type="dxa"/>
-              </w:tcPr>
-              <w:p>
-                <w:pPr>
-                  <w:jc w:val="center"/>
-                  <w:rPr>
-                    <w:rFonts w:ascii="Times New Roman" w:hAnsi="Times New Roman" w:cs="Times New Roman"/>
-                    <w:b/>
-                    <w:sz w:val="16"/>
-                    <w:szCs w:val="16"/>
-                    <w:lang w:val="uk-UA"/>
-                  </w:rPr>
-                </w:pPr>
-                <w:r>
-                  <w:rPr>
-                    <w:rFonts w:ascii="Times New Roman" w:hAnsi="Times New Roman" w:cs="Times New Roman"/>
-                    <w:b/>
-                    <w:sz w:val="16"/>
-                    <w:szCs w:val="16"/>
-                    <w:lang w:val="uk-UA"/>
-                  </w:rPr>
-                  <w:t>Найменування Вистави / Найменування Твору мовою оригіналу</w:t>
-                </w:r>
-              </w:p>
-            </w:tc>
-            <w:tc>
-              <w:tcPr>
-                <w:tcW w:w="1711" w:type="dxa"/>
-                <w:vAlign w:val="center"/>
-              </w:tcPr>
-              <w:p>
-                <w:pPr>
-                  <w:jc w:val="center"/>
-                  <w:rPr>
-                    <w:rFonts w:ascii="Times New Roman" w:hAnsi="Times New Roman" w:cs="Times New Roman"/>
-                    <w:b/>
-                    <w:sz w:val="16"/>
-                    <w:szCs w:val="16"/>
-                    <w:lang w:val="uk-UA"/>
-                  </w:rPr>
-                </w:pPr>
-                <w:r>
-                  <w:rPr>
-                    <w:rFonts w:ascii="Times New Roman" w:hAnsi="Times New Roman" w:cs="Times New Roman"/>
-                    <w:b/>
-                    <w:sz w:val="16"/>
-                    <w:szCs w:val="16"/>
-                    <w:lang w:val="uk-UA"/>
-                  </w:rPr>
-                  <w:t>Творча роль автора</w:t>
-                </w:r>
-              </w:p>
-            </w:tc>
-            <w:tc>
-              <w:tcPr>
-                <w:tcW w:w="1711" w:type="dxa"/>
-                <w:vAlign w:val="center"/>
-              </w:tcPr>
-              <w:p>
-                <w:pPr>
-                  <w:jc w:val="center"/>
-                  <w:rPr>
-                    <w:rFonts w:ascii="Times New Roman" w:hAnsi="Times New Roman" w:cs="Times New Roman"/>
-                    <w:b/>
-                    <w:sz w:val="16"/>
-                    <w:szCs w:val="16"/>
-                    <w:lang w:val="uk-UA"/>
-                  </w:rPr>
-                </w:pPr>
-                <w:r>
-                  <w:rPr>
-                    <w:rFonts w:ascii="Times New Roman" w:hAnsi="Times New Roman" w:cs="Times New Roman"/>
-                    <w:b/>
-                    <w:sz w:val="16"/>
-                    <w:szCs w:val="16"/>
-                    <w:lang w:val="uk-UA"/>
-                  </w:rPr>
-                  <w:t>ПІБ автора</w:t>
-                </w:r>
-              </w:p>
-            </w:tc>
-            <w:tc>
-              <w:tcPr>
-                <w:tcW w:w="1711" w:type="dxa"/>
-                <w:vAlign w:val="center"/>
-              </w:tcPr>
-              <w:p>
-                <w:pPr>
-                  <w:jc w:val="center"/>
-                  <w:rPr>
-                    <w:rFonts w:ascii="Times New Roman" w:hAnsi="Times New Roman" w:cs="Times New Roman"/>
-                    <w:b/>
-                    <w:sz w:val="16"/>
-                    <w:szCs w:val="16"/>
-                    <w:lang w:val="uk-UA"/>
-                  </w:rPr>
-                </w:pPr>
-                <w:r>
-                  <w:rPr>
-                    <w:rFonts w:ascii="Times New Roman" w:hAnsi="Times New Roman" w:cs="Times New Roman"/>
-                    <w:b/>
-                    <w:sz w:val="16"/>
-                    <w:szCs w:val="16"/>
-                    <w:lang w:val="uk-UA"/>
-                  </w:rPr>
-                  <w:t>Країна Автора</w:t>
-                </w:r>
-              </w:p>
-            </w:tc>
-            <w:tc>
-              <w:tcPr>
-                <w:tcW w:w="1211" w:type="dxa"/>
-                <w:vAlign w:val="center"/>
-              </w:tcPr>
-              <w:p>
-                <w:pPr>
-                  <w:jc w:val="center"/>
-                  <w:rPr>
-                    <w:rFonts w:ascii="Times New Roman" w:hAnsi="Times New Roman" w:cs="Times New Roman"/>
-                    <w:b/>
-                    <w:sz w:val="16"/>
-                    <w:szCs w:val="16"/>
-                    <w:lang w:val="uk-UA"/>
-                  </w:rPr>
-                </w:pPr>
-                <w:r>
-                  <w:rPr>
-                    <w:rFonts w:ascii="Times New Roman" w:hAnsi="Times New Roman" w:cs="Times New Roman"/>
-                    <w:b/>
-                    <w:sz w:val="16"/>
-                    <w:szCs w:val="16"/>
-                    <w:lang w:val="uk-UA"/>
-                  </w:rPr>
-                  <w:t>Авансовий платіж,</w:t>
-                </w:r>
-              </w:p>
-              <w:p>
-                <w:pPr>
-                  <w:jc w:val="center"/>
-                  <w:rPr>
-                    <w:rFonts w:ascii="Times New Roman" w:hAnsi="Times New Roman" w:cs="Times New Roman"/>
-                    <w:b/>
-                    <w:sz w:val="16"/>
-                    <w:szCs w:val="16"/>
-                    <w:lang w:val="uk-UA"/>
-                  </w:rPr>
-                </w:pPr>
-                <w:r>
-                  <w:rPr>
-                    <w:rFonts w:ascii="Times New Roman" w:hAnsi="Times New Roman" w:cs="Times New Roman"/>
-                    <w:b/>
-                    <w:sz w:val="16"/>
-                    <w:szCs w:val="16"/>
-                    <w:lang w:val="uk-UA"/>
-                  </w:rPr>
-                  <w:t>сума</w:t>
-                </w:r>
-              </w:p>
-            </w:tc>
-            <w:tc>
-              <w:tcPr>
-                <w:tcW w:w="913" w:type="dxa"/>
-                <w:vAlign w:val="center"/>
-              </w:tcPr>
-              <w:p>
-                <w:pPr>
-                  <w:jc w:val="center"/>
-                  <w:rPr>
-                    <w:rFonts w:ascii="Times New Roman" w:hAnsi="Times New Roman" w:cs="Times New Roman"/>
-                    <w:b/>
-                    <w:sz w:val="16"/>
-                    <w:szCs w:val="16"/>
-                    <w:lang w:val="uk-UA"/>
-                  </w:rPr>
-                </w:pPr>
-                <w:r>
-                  <w:rPr>
-                    <w:rFonts w:ascii="Times New Roman" w:hAnsi="Times New Roman" w:cs="Times New Roman"/>
-                    <w:b/>
-                    <w:sz w:val="16"/>
-                    <w:szCs w:val="16"/>
-                    <w:lang w:val="uk-UA"/>
-                  </w:rPr>
-                  <w:t>Валюта</w:t>
-                </w:r>
-              </w:p>
-            </w:tc>
-            <w:tc>
-              <w:tcPr>
-                <w:tcW w:w="981" w:type="dxa"/>
-                <w:vAlign w:val="center"/>
-              </w:tcPr>
-              <w:p>
-                <w:pPr>
-                  <w:jc w:val="center"/>
-                  <w:rPr>
-                    <w:rFonts w:ascii="Times New Roman" w:hAnsi="Times New Roman" w:cs="Times New Roman"/>
-                    <w:b/>
-                    <w:sz w:val="16"/>
-                    <w:szCs w:val="16"/>
-                    <w:lang w:val="uk-UA"/>
-                  </w:rPr>
-                </w:pPr>
-                <w:r>
-                  <w:rPr>
-                    <w:rFonts w:ascii="Times New Roman" w:hAnsi="Times New Roman" w:cs="Times New Roman"/>
-                    <w:b/>
-                    <w:sz w:val="16"/>
-                    <w:szCs w:val="16"/>
-                    <w:lang w:val="uk-UA"/>
-                  </w:rPr>
-                  <w:t>Строк виплати</w:t>
-                </w:r>
-              </w:p>
-            </w:tc>
-          </w:tr>
-        </w:tbl>
-        <w:p>
-          <w:pPr>
-            <w:ind w:firstLine="540"/>
-            <w:jc w:val="both"/>
-            <w:rPr>
-              <w:sz w:val="20"/>
-              <w:szCs w:val="20"/>
-              <w:lang w:val="uk-UA"/>
-            </w:rPr>
-          </w:pPr>
-        </w:p>
-      </w:sdtContent>
-    </w:sdt>
     <w:p>
       <w:pPr>
         <w:spacing w:after="0" w:line="240" w:lineRule="auto"/>
@@ -4413,7 +4113,6 @@
           <w:szCs w:val="20"/>
           <w:lang w:val="uk-UA" w:eastAsia="ru-RU"/>
         </w:rPr>
-        <w:lastRenderedPageBreak/>
         <w:t>4.1. Користувач зобов’язаний використовувати оригінальні Твори без заподіяння їм шкоди, у тому числі не вносити змін або доповнень у Твори, а також не використовувати їх у скороченому вигляді без письмового дозволу суб’єкта (</w:t>
       </w:r>
       <w:proofErr w:type="spellStart"/>
@@ -5498,6 +5197,7 @@
           <w:szCs w:val="20"/>
           <w:lang w:val="uk-UA" w:eastAsia="ru-RU"/>
         </w:rPr>
+        <w:lastRenderedPageBreak/>
         <w:t xml:space="preserve">  4.4. Користувач зобов’язується зазначати у всіх наявних рекламних матеріалах (афіші, програми тощо), що відносяться до Вистави, прізвища і ініціали авторів Творів або їх псевдоніми.</w:t>
       </w:r>
     </w:p>
@@ -8051,7 +7751,6 @@
           <w:szCs w:val="20"/>
           <w:lang w:val="uk-UA" w:eastAsia="ru-RU"/>
         </w:rPr>
-        <w:lastRenderedPageBreak/>
         <w:t>7.1. Цей Договір є укладеним з моменту його пі</w:t>
       </w:r>
       <w:r>
@@ -8896,6 +8595,7 @@
           <w:szCs w:val="20"/>
           <w:lang w:eastAsia="ru-RU"/>
         </w:rPr>
+        <w:lastRenderedPageBreak/>
         <w:t xml:space="preserve">При </w:t>
       </w:r>
       <w:proofErr w:type="spellStart"/>
@@ -12130,7 +11830,6 @@
                 <w:szCs w:val="18"/>
                 <w:lang w:val="uk-UA"/>
               </w:rPr>
-              <w:lastRenderedPageBreak/>
               <w:t>поточний рахунок: 26002053021074</w:t>
             </w:r>
           </w:p>
@@ -12727,7 +12426,6 @@
                 <w:szCs w:val="18"/>
                 <w:lang w:val="uk-UA"/>
               </w:rPr>
-              <w:lastRenderedPageBreak/>
               <w:t xml:space="preserve">Адреса для листування: </w:t>
             </w:r>
             <w:sdt>
@@ -13077,6 +12775,7 @@
                 <w:szCs w:val="18"/>
                 <w:lang w:val="uk-UA"/>
               </w:rPr>
+              <w:lastRenderedPageBreak/>
               <w:t xml:space="preserve">Свідоцтво № </w:t>
             </w:r>
             <w:sdt>
@@ -24109,7 +23808,7 @@
       <w:docPartBody>
         <w:p>
           <w:pPr>
-            <w:pStyle w:val="CBFC8ECBE4E64EA380072406FFF307E7"/>
+            <w:pStyle w:val="CBFC8ECBE4E64EA380072406FFF307E71"/>
           </w:pPr>
           <w:r>
             <w:rPr>
@@ -24138,7 +23837,7 @@
       <w:docPartBody>
         <w:p>
           <w:pPr>
-            <w:pStyle w:val="6A8C71EA3E8042B4827F8BE9D8CA8C34"/>
+            <w:pStyle w:val="6A8C71EA3E8042B4827F8BE9D8CA8C341"/>
           </w:pPr>
           <w:r>
             <w:rPr>
@@ -24167,7 +23866,7 @@
       <w:docPartBody>
         <w:p>
           <w:pPr>
-            <w:pStyle w:val="CD01C7C215324FB18267C6EE3DA21A16"/>
+            <w:pStyle w:val="CD01C7C215324FB18267C6EE3DA21A161"/>
           </w:pPr>
           <w:r>
             <w:rPr>
@@ -24196,7 +23895,7 @@
       <w:docPartBody>
         <w:p>
           <w:pPr>
-            <w:pStyle w:val="9C334CB0D47C45259ED62FB524D5D1D9"/>
+            <w:pStyle w:val="9C334CB0D47C45259ED62FB524D5D1D91"/>
           </w:pPr>
           <w:r>
             <w:rPr>
@@ -24225,7 +23924,7 @@
       <w:docPartBody>
         <w:p>
           <w:pPr>
-            <w:pStyle w:val="40207B115F8344F78F3CE0AAE0D975D8"/>
+            <w:pStyle w:val="40207B115F8344F78F3CE0AAE0D975D81"/>
           </w:pPr>
           <w:r>
             <w:rPr>
@@ -24255,7 +23954,7 @@
       <w:docPartBody>
         <w:p>
           <w:pPr>
-            <w:pStyle w:val="1D13CB6FE6B343EE857A57DDFF46985D"/>
+            <w:pStyle w:val="1D13CB6FE6B343EE857A57DDFF46985D1"/>
           </w:pPr>
           <w:r>
             <w:rPr>
@@ -24285,7 +23984,7 @@
       <w:docPartBody>
         <w:p>
           <w:pPr>
-            <w:pStyle w:val="A94C98F3CCA942AF9D43614FA399197E"/>
+            <w:pStyle w:val="A94C98F3CCA942AF9D43614FA399197E1"/>
           </w:pPr>
           <w:r>
             <w:rPr>
@@ -24317,7 +24016,7 @@
       <w:docPartBody>
         <w:p>
           <w:pPr>
-            <w:pStyle w:val="10B592BD7CC54246A269DEA2ACFE542C"/>
+            <w:pStyle w:val="10B592BD7CC54246A269DEA2ACFE542C1"/>
           </w:pPr>
           <w:r>
             <w:rPr>
@@ -24349,7 +24048,7 @@
       <w:docPartBody>
         <w:p>
           <w:pPr>
-            <w:pStyle w:val="0C21541C94F74A2DB3B94F747FF082B1"/>
+            <w:pStyle w:val="0C21541C94F74A2DB3B94F747FF082B11"/>
           </w:pPr>
           <w:r>
             <w:rPr>
@@ -24378,7 +24077,7 @@
       <w:docPartBody>
         <w:p>
           <w:pPr>
-            <w:pStyle w:val="22D4A60221FA4FC4942646C08B785E60"/>
+            <w:pStyle w:val="22D4A60221FA4FC4942646C08B785E601"/>
           </w:pPr>
           <w:r>
             <w:rPr>
@@ -24407,7 +24106,7 @@
       <w:docPartBody>
         <w:p>
           <w:pPr>
-            <w:pStyle w:val="5C5EC4D0D41047C8B5ACAF094465813A"/>
+            <w:pStyle w:val="5C5EC4D0D41047C8B5ACAF094465813A1"/>
           </w:pPr>
           <w:r>
             <w:rPr>
@@ -24449,90 +24148,6 @@
     </w:docPart>
     <w:docPart>
       <w:docPartPr>
-        <w:name w:val="DefaultPlaceholder_-1854013440"/>
-        <w:category>
-          <w:name w:val="Общие"/>
-          <w:gallery w:val="placeholder"/>
-        </w:category>
-        <w:types>
-          <w:type w:val="bbPlcHdr"/>
-        </w:types>
-        <w:behaviors>
-          <w:behavior w:val="content"/>
-        </w:behaviors>
-        <w:guid w:val="{684B4950-AD4B-4850-B104-DB1FA5F5675E}"/>
-      </w:docPartPr>
-      <w:docPartBody>
-        <w:p>
-          <w:r>
-            <w:rPr>
-              <w:rStyle w:val="a3"/>
-            </w:rPr>
-            <w:t>Место для ввода текста.</w:t>
-          </w:r>
-        </w:p>
-      </w:docPartBody>
-    </w:docPart>
-    <w:docPart>
-      <w:docPartPr>
-        <w:name w:val="AA8129D343904A3484DA51B058C51958"/>
-        <w:category>
-          <w:name w:val="Общие"/>
-          <w:gallery w:val="placeholder"/>
-        </w:category>
-        <w:types>
-          <w:type w:val="bbPlcHdr"/>
-        </w:types>
-        <w:behaviors>
-          <w:behavior w:val="content"/>
-        </w:behaviors>
-        <w:guid w:val="{6286AFB7-C8EE-4D80-B1AE-7A90D3983DB8}"/>
-      </w:docPartPr>
-      <w:docPartBody>
-        <w:p>
-          <w:pPr>
-            <w:pStyle w:val="AA8129D343904A3484DA51B058C51958"/>
-          </w:pPr>
-          <w:r>
-            <w:rPr>
-              <w:rStyle w:val="a3"/>
-            </w:rPr>
-            <w:t>Выберите стандартный блок.</w:t>
-          </w:r>
-        </w:p>
-      </w:docPartBody>
-    </w:docPart>
-    <w:docPart>
-      <w:docPartPr>
-        <w:name w:val="FB0387CFAFE44BB6AB2F39E270664168"/>
-        <w:category>
-          <w:name w:val="Общие"/>
-          <w:gallery w:val="placeholder"/>
-        </w:category>
-        <w:types>
-          <w:type w:val="bbPlcHdr"/>
-        </w:types>
-        <w:behaviors>
-          <w:behavior w:val="content"/>
-        </w:behaviors>
-        <w:guid w:val="{3A86E298-45E8-48DE-BDFA-7C7203D695D7}"/>
-      </w:docPartPr>
-      <w:docPartBody>
-        <w:p>
-          <w:pPr>
-            <w:pStyle w:val="FB0387CFAFE44BB6AB2F39E270664168"/>
-          </w:pPr>
-          <w:r>
-            <w:rPr>
-              <w:rStyle w:val="a3"/>
-            </w:rPr>
-            <w:t>Выберите стандартный блок.</w:t>
-          </w:r>
-        </w:p>
-      </w:docPartBody>
-    </w:docPart>
-    <w:docPart>
-      <w:docPartPr>
         <w:name w:val="35FA1349989F4167BBD3EC1146AB8CE3"/>
         <w:category>
           <w:name w:val="Общие"/>
@@ -24549,11 +24164,12 @@
       <w:docPartBody>
         <w:p>
           <w:pPr>
-            <w:pStyle w:val="35FA1349989F4167BBD3EC1146AB8CE3"/>
+            <w:pStyle w:val="35FA1349989F4167BBD3EC1146AB8CE31"/>
           </w:pPr>
           <w:r>
             <w:rPr>
               <w:rStyle w:val="a3"/>
+              <w:rFonts w:ascii="Times New Roman" w:hAnsi="Times New Roman" w:cs="Times New Roman"/>
             </w:rPr>
             <w:t>Место для ввода текста.</w:t>
           </w:r>
@@ -24578,7 +24194,7 @@
       <w:docPartBody>
         <w:p>
           <w:pPr>
-            <w:pStyle w:val="804D14BF30C648B591F7B0527EF3F9E4"/>
+            <w:pStyle w:val="804D14BF30C648B591F7B0527EF3F9E41"/>
           </w:pPr>
           <w:r>
             <w:rPr>
@@ -24607,7 +24223,7 @@
       <w:docPartBody>
         <w:p>
           <w:pPr>
-            <w:pStyle w:val="17068DFEA6104EC7AFAEAC2418F0A7B2"/>
+            <w:pStyle w:val="17068DFEA6104EC7AFAEAC2418F0A7B21"/>
           </w:pPr>
           <w:r>
             <w:rPr>
@@ -24636,7 +24252,7 @@
       <w:docPartBody>
         <w:p>
           <w:pPr>
-            <w:pStyle w:val="7B2389E0C6D2458ABF30A7B674E0F49B"/>
+            <w:pStyle w:val="7B2389E0C6D2458ABF30A7B674E0F49B1"/>
           </w:pPr>
           <w:r>
             <w:rPr>
@@ -24665,7 +24281,7 @@
       <w:docPartBody>
         <w:p>
           <w:pPr>
-            <w:pStyle w:val="C1517D95EF6E4D61AF0FF9319DB064CF"/>
+            <w:pStyle w:val="C1517D95EF6E4D61AF0FF9319DB064CF1"/>
           </w:pPr>
           <w:r>
             <w:rPr>
@@ -24694,7 +24310,7 @@
       <w:docPartBody>
         <w:p>
           <w:pPr>
-            <w:pStyle w:val="C2082950927542AD87EF25C7C0E4E60F"/>
+            <w:pStyle w:val="C2082950927542AD87EF25C7C0E4E60F1"/>
           </w:pPr>
           <w:r>
             <w:rPr>
@@ -24723,7 +24339,7 @@
       <w:docPartBody>
         <w:p>
           <w:pPr>
-            <w:pStyle w:val="5C3B65D7287E4A32836B89846B2BE9EB"/>
+            <w:pStyle w:val="5C3B65D7287E4A32836B89846B2BE9EB1"/>
           </w:pPr>
           <w:r>
             <w:rPr>
@@ -24752,7 +24368,7 @@
       <w:docPartBody>
         <w:p>
           <w:pPr>
-            <w:pStyle w:val="10EE8C90E80C42D99AC10A98B7FE225A"/>
+            <w:pStyle w:val="10EE8C90E80C42D99AC10A98B7FE225A1"/>
           </w:pPr>
           <w:r>
             <w:rPr>
@@ -24781,7 +24397,7 @@
       <w:docPartBody>
         <w:p>
           <w:pPr>
-            <w:pStyle w:val="82B8768951174DC5B6CA252D992845A6"/>
+            <w:pStyle w:val="82B8768951174DC5B6CA252D992845A61"/>
           </w:pPr>
           <w:r>
             <w:rPr>
@@ -24810,7 +24426,7 @@
       <w:docPartBody>
         <w:p>
           <w:pPr>
-            <w:pStyle w:val="0FFCA7D3949145A0ACB4D39FDE1E112A"/>
+            <w:pStyle w:val="0FFCA7D3949145A0ACB4D39FDE1E112A1"/>
           </w:pPr>
           <w:r>
             <w:rPr>
@@ -24840,7 +24456,7 @@
       <w:docPartBody>
         <w:p>
           <w:pPr>
-            <w:pStyle w:val="0D9F9D768B34412490F2BD8CCDDA63EE"/>
+            <w:pStyle w:val="0D9F9D768B34412490F2BD8CCDDA63EE1"/>
           </w:pPr>
           <w:r>
             <w:rPr>
@@ -24870,7 +24486,7 @@
       <w:docPartBody>
         <w:p>
           <w:pPr>
-            <w:pStyle w:val="AF4C382FC39D4C088F4A52141E8776BA"/>
+            <w:pStyle w:val="AF4C382FC39D4C088F4A52141E8776BA1"/>
           </w:pPr>
           <w:r>
             <w:rPr>
@@ -24899,7 +24515,7 @@
       <w:docPartBody>
         <w:p>
           <w:pPr>
-            <w:pStyle w:val="07F248A14A0144BDAFD7446C70F74265"/>
+            <w:pStyle w:val="07F248A14A0144BDAFD7446C70F742651"/>
           </w:pPr>
           <w:r>
             <w:rPr>
@@ -24928,7 +24544,7 @@
       <w:docPartBody>
         <w:p>
           <w:pPr>
-            <w:pStyle w:val="CF032218CCC346B7B938115A63E5016F"/>
+            <w:pStyle w:val="CF032218CCC346B7B938115A63E5016F1"/>
           </w:pPr>
           <w:r>
             <w:rPr>
@@ -24957,7 +24573,7 @@
       <w:docPartBody>
         <w:p>
           <w:pPr>
-            <w:pStyle w:val="0CF37D4BF5204C048D40DB64452A549B"/>
+            <w:pStyle w:val="0CF37D4BF5204C048D40DB64452A549B1"/>
           </w:pPr>
           <w:r>
             <w:rPr>
@@ -24986,7 +24602,7 @@
       <w:docPartBody>
         <w:p>
           <w:pPr>
-            <w:pStyle w:val="33E140359DEF4AA2AE59895E3B86E98E"/>
+            <w:pStyle w:val="33E140359DEF4AA2AE59895E3B86E98E1"/>
           </w:pPr>
           <w:r>
             <w:rPr>
@@ -25015,8 +24631,312 @@
       <w:docPartBody>
         <w:p>
           <w:pPr>
-            <w:pStyle w:val="2EE2BD1814934BA881BDDB81ECFA22F6"/>
+            <w:pStyle w:val="2EE2BD1814934BA881BDDB81ECFA22F61"/>
           </w:pPr>
+          <w:r>
+            <w:rPr>
+              <w:rStyle w:val="a3"/>
+            </w:rPr>
+            <w:t>Место для ввода текста.</w:t>
+          </w:r>
+        </w:p>
+      </w:docPartBody>
+    </w:docPart>
+    <w:docPart>
+      <w:docPartPr>
+        <w:name w:val="149CCE29B32B41D3B566F925A4AC4DB4"/>
+        <w:category>
+          <w:name w:val="Общие"/>
+          <w:gallery w:val="placeholder"/>
+        </w:category>
+        <w:types>
+          <w:type w:val="bbPlcHdr"/>
+        </w:types>
+        <w:behaviors>
+          <w:behavior w:val="content"/>
+        </w:behaviors>
+        <w:guid w:val="{5B3A0CDC-EA7C-4DCE-A5FC-65D2E1ECD239}"/>
+      </w:docPartPr>
+      <w:docPartBody>
+        <w:p>
+          <w:pPr>
+            <w:pStyle w:val="149CCE29B32B41D3B566F925A4AC4DB4"/>
+          </w:pPr>
+          <w:r>
+            <w:rPr>
+              <w:rStyle w:val="a3"/>
+            </w:rPr>
+            <w:t>Место</w:t>
+          </w:r>
+          <w:r>
+            <w:rPr>
+              <w:rStyle w:val="a3"/>
+              <w:lang w:val="en-US"/>
+            </w:rPr>
+            <w:t xml:space="preserve"> </w:t>
+          </w:r>
+          <w:r>
+            <w:rPr>
+              <w:rStyle w:val="a3"/>
+            </w:rPr>
+            <w:t>для</w:t>
+          </w:r>
+          <w:r>
+            <w:rPr>
+              <w:rStyle w:val="a3"/>
+              <w:lang w:val="en-US"/>
+            </w:rPr>
+            <w:t xml:space="preserve"> </w:t>
+          </w:r>
+          <w:r>
+            <w:rPr>
+              <w:rStyle w:val="a3"/>
+            </w:rPr>
+            <w:t>ввода</w:t>
+          </w:r>
+          <w:r>
+            <w:rPr>
+              <w:rStyle w:val="a3"/>
+              <w:lang w:val="en-US"/>
+            </w:rPr>
+            <w:t xml:space="preserve"> </w:t>
+          </w:r>
+          <w:r>
+            <w:rPr>
+              <w:rStyle w:val="a3"/>
+            </w:rPr>
+            <w:t>текста</w:t>
+          </w:r>
+          <w:r>
+            <w:rPr>
+              <w:rStyle w:val="a3"/>
+              <w:lang w:val="en-US"/>
+            </w:rPr>
+            <w:t>.</w:t>
+          </w:r>
+        </w:p>
+      </w:docPartBody>
+    </w:docPart>
+    <w:docPart>
+      <w:docPartPr>
+        <w:name w:val="47C7CB0DBC244BCF81A20F8DB4B43838"/>
+        <w:category>
+          <w:name w:val="Общие"/>
+          <w:gallery w:val="placeholder"/>
+        </w:category>
+        <w:types>
+          <w:type w:val="bbPlcHdr"/>
+        </w:types>
+        <w:behaviors>
+          <w:behavior w:val="content"/>
+        </w:behaviors>
+        <w:guid w:val="{0DAEE6BC-4923-423D-87A2-13417AA7AEB6}"/>
+      </w:docPartPr>
+      <w:docPartBody>
+        <w:p>
+          <w:pPr>
+            <w:pStyle w:val="47C7CB0DBC244BCF81A20F8DB4B43838"/>
+          </w:pPr>
+          <w:r>
+            <w:rPr>
+              <w:rStyle w:val="a3"/>
+            </w:rPr>
+            <w:t>Место для ввода текста.</w:t>
+          </w:r>
+        </w:p>
+      </w:docPartBody>
+    </w:docPart>
+    <w:docPart>
+      <w:docPartPr>
+        <w:name w:val="4813845E26704CC5BFDD6EC788278F19"/>
+        <w:category>
+          <w:name w:val="Общие"/>
+          <w:gallery w:val="placeholder"/>
+        </w:category>
+        <w:types>
+          <w:type w:val="bbPlcHdr"/>
+        </w:types>
+        <w:behaviors>
+          <w:behavior w:val="content"/>
+        </w:behaviors>
+        <w:guid w:val="{1F67DF61-6BFA-4FDE-AFDB-D2143898EEDF}"/>
+      </w:docPartPr>
+      <w:docPartBody>
+        <w:p>
+          <w:pPr>
+            <w:pStyle w:val="4813845E26704CC5BFDD6EC788278F19"/>
+          </w:pPr>
+          <w:r>
+            <w:rPr>
+              <w:rStyle w:val="a3"/>
+            </w:rPr>
+            <w:t>Место для ввода текста.</w:t>
+          </w:r>
+        </w:p>
+      </w:docPartBody>
+    </w:docPart>
+    <w:docPart>
+      <w:docPartPr>
+        <w:name w:val="9BE73D764AE34DE08E4DE13BC0102981"/>
+        <w:category>
+          <w:name w:val="Общие"/>
+          <w:gallery w:val="placeholder"/>
+        </w:category>
+        <w:types>
+          <w:type w:val="bbPlcHdr"/>
+        </w:types>
+        <w:behaviors>
+          <w:behavior w:val="content"/>
+        </w:behaviors>
+        <w:guid w:val="{469A4D6F-B01C-4DA5-A704-2F1DF0B2BB41}"/>
+      </w:docPartPr>
+      <w:docPartBody>
+        <w:p>
+          <w:pPr>
+            <w:pStyle w:val="9BE73D764AE34DE08E4DE13BC0102981"/>
+          </w:pPr>
+          <w:r>
+            <w:rPr>
+              <w:rStyle w:val="a3"/>
+            </w:rPr>
+            <w:t>Место для ввода текста.</w:t>
+          </w:r>
+        </w:p>
+      </w:docPartBody>
+    </w:docPart>
+    <w:docPart>
+      <w:docPartPr>
+        <w:name w:val="A0B92EDAD7CC46CDBC3BF8B8F96D250C"/>
+        <w:category>
+          <w:name w:val="Общие"/>
+          <w:gallery w:val="placeholder"/>
+        </w:category>
+        <w:types>
+          <w:type w:val="bbPlcHdr"/>
+        </w:types>
+        <w:behaviors>
+          <w:behavior w:val="content"/>
+        </w:behaviors>
+        <w:guid w:val="{0287849D-3C43-4CDC-9506-C405F05F36E7}"/>
+      </w:docPartPr>
+      <w:docPartBody>
+        <w:p>
+          <w:pPr>
+            <w:pStyle w:val="A0B92EDAD7CC46CDBC3BF8B8F96D250C"/>
+          </w:pPr>
+          <w:r>
+            <w:rPr>
+              <w:rStyle w:val="a3"/>
+            </w:rPr>
+            <w:t>Место для ввода текста.</w:t>
+          </w:r>
+        </w:p>
+      </w:docPartBody>
+    </w:docPart>
+    <w:docPart>
+      <w:docPartPr>
+        <w:name w:val="D1D2F56A630443A5B247295C67BD8ADB"/>
+        <w:category>
+          <w:name w:val="Общие"/>
+          <w:gallery w:val="placeholder"/>
+        </w:category>
+        <w:types>
+          <w:type w:val="bbPlcHdr"/>
+        </w:types>
+        <w:behaviors>
+          <w:behavior w:val="content"/>
+        </w:behaviors>
+        <w:guid w:val="{2675337E-E8B9-4950-9BB8-2823802F8C31}"/>
+      </w:docPartPr>
+      <w:docPartBody>
+        <w:p>
+          <w:pPr>
+            <w:pStyle w:val="D1D2F56A630443A5B247295C67BD8ADB"/>
+          </w:pPr>
+          <w:r>
+            <w:rPr>
+              <w:rStyle w:val="a3"/>
+            </w:rPr>
+            <w:t>Место для ввода текста.</w:t>
+          </w:r>
+        </w:p>
+      </w:docPartBody>
+    </w:docPart>
+    <w:docPart>
+      <w:docPartPr>
+        <w:name w:val="9867E27FB4D54F4A838FDF513F3A79E2"/>
+        <w:category>
+          <w:name w:val="Общие"/>
+          <w:gallery w:val="placeholder"/>
+        </w:category>
+        <w:types>
+          <w:type w:val="bbPlcHdr"/>
+        </w:types>
+        <w:behaviors>
+          <w:behavior w:val="content"/>
+        </w:behaviors>
+        <w:guid w:val="{50FE1A31-3017-4FBB-8CF2-BEB90238033F}"/>
+      </w:docPartPr>
+      <w:docPartBody>
+        <w:p>
+          <w:pPr>
+            <w:pStyle w:val="9867E27FB4D54F4A838FDF513F3A79E2"/>
+          </w:pPr>
+          <w:r>
+            <w:rPr>
+              <w:rStyle w:val="a3"/>
+            </w:rPr>
+            <w:t>Место для ввода текста.</w:t>
+          </w:r>
+        </w:p>
+      </w:docPartBody>
+    </w:docPart>
+    <w:docPart>
+      <w:docPartPr>
+        <w:name w:val="12C1BB793E394172A9543E9DAE50B021"/>
+        <w:category>
+          <w:name w:val="Общие"/>
+          <w:gallery w:val="placeholder"/>
+        </w:category>
+        <w:types>
+          <w:type w:val="bbPlcHdr"/>
+        </w:types>
+        <w:behaviors>
+          <w:behavior w:val="content"/>
+        </w:behaviors>
+        <w:guid w:val="{A694AB96-28BC-4CCF-A5A0-07EBE1294735}"/>
+      </w:docPartPr>
+      <w:docPartBody>
+        <w:p>
+          <w:pPr>
+            <w:pStyle w:val="12C1BB793E394172A9543E9DAE50B021"/>
+          </w:pPr>
+          <w:r>
+            <w:rPr>
+              <w:rStyle w:val="a3"/>
+            </w:rPr>
+            <w:t>Место для ввода текста.</w:t>
+          </w:r>
+        </w:p>
+      </w:docPartBody>
+    </w:docPart>
+    <w:docPart>
+      <w:docPartPr>
+        <w:name w:val="DefaultPlaceholder_-1854013440"/>
+        <w:category>
+          <w:name w:val="Общие"/>
+          <w:gallery w:val="placeholder"/>
+        </w:category>
+        <w:types>
+          <w:type w:val="bbPlcHdr"/>
+        </w:types>
+        <w:behaviors>
+          <w:behavior w:val="content"/>
+        </w:behaviors>
+        <w:guid w:val="{C338A94A-41E2-4DBC-B1FB-15E7C96E2EB8}"/>
+      </w:docPartPr>
+      <w:docPartBody>
+        <w:p>
           <w:r>
             <w:rPr>
               <w:rStyle w:val="a3"/>
@@ -25115,7 +25035,10 @@
   </w:compat>
   <w:rsids>
     <w:rsidRoot w:val="00841EFB"/>
+    <w:rsid w:val="001D5B02"/>
     <w:rsid w:val="00841EFB"/>
+    <w:rsid w:val="009C2CB6"/>
+    <w:rsid w:val="00AA3EF1"/>
     <w:rsid w:val="00B431BD"/>
   </w:rsids>
   <m:mathPr>
@@ -25569,7 +25492,7 @@
     <w:basedOn w:val="a0"/>
     <w:uiPriority w:val="99"/>
     <w:semiHidden/>
-    <w:rsid w:val="00841EFB"/>
+    <w:rsid w:val="001D5B02"/>
     <w:rPr>
       <w:color w:val="808080"/>
     </w:rPr>
@@ -25697,6 +25620,332 @@
   <w:style w:type="paragraph" w:customStyle="1" w:styleId="2EE2BD1814934BA881BDDB81ECFA22F6">
     <w:name w:val="2EE2BD1814934BA881BDDB81ECFA22F6"/>
     <w:rsid w:val="00841EFB"/>
+  </w:style>
+  <w:style w:type="paragraph" w:customStyle="1" w:styleId="CBFC8ECBE4E64EA380072406FFF307E71">
+    <w:name w:val="CBFC8ECBE4E64EA380072406FFF307E71"/>
+    <w:rsid w:val="009C2CB6"/>
+    <w:pPr>
+      <w:spacing w:after="0" w:line="240" w:lineRule="auto"/>
+      <w:jc w:val="center"/>
+    </w:pPr>
+    <w:rPr>
+      <w:rFonts w:ascii="Times New Roman" w:eastAsia="Times New Roman" w:hAnsi="Times New Roman" w:cs="Times New Roman"/>
+      <w:b/>
+      <w:bCs/>
+      <w:i/>
+      <w:iCs/>
+      <w:sz w:val="28"/>
+      <w:szCs w:val="24"/>
+      <w:lang w:val="uk-UA" w:eastAsia="ru-RU"/>
+    </w:rPr>
+  </w:style>
+  <w:style w:type="paragraph" w:customStyle="1" w:styleId="6A8C71EA3E8042B4827F8BE9D8CA8C341">
+    <w:name w:val="6A8C71EA3E8042B4827F8BE9D8CA8C341"/>
+    <w:rsid w:val="009C2CB6"/>
+    <w:rPr>
+      <w:rFonts w:eastAsiaTheme="minorHAnsi"/>
+      <w:lang w:val="ru-RU" w:eastAsia="en-US"/>
+    </w:rPr>
+  </w:style>
+  <w:style w:type="paragraph" w:customStyle="1" w:styleId="CD01C7C215324FB18267C6EE3DA21A161">
+    <w:name w:val="CD01C7C215324FB18267C6EE3DA21A161"/>
+    <w:rsid w:val="009C2CB6"/>
+    <w:rPr>
+      <w:rFonts w:eastAsiaTheme="minorHAnsi"/>
+      <w:lang w:val="ru-RU" w:eastAsia="en-US"/>
+    </w:rPr>
+  </w:style>
+  <w:style w:type="paragraph" w:customStyle="1" w:styleId="9C334CB0D47C45259ED62FB524D5D1D91">
+    <w:name w:val="9C334CB0D47C45259ED62FB524D5D1D91"/>
+    <w:rsid w:val="009C2CB6"/>
+    <w:rPr>
+      <w:rFonts w:eastAsiaTheme="minorHAnsi"/>
+      <w:lang w:val="ru-RU" w:eastAsia="en-US"/>
+    </w:rPr>
+  </w:style>
+  <w:style w:type="paragraph" w:customStyle="1" w:styleId="40207B115F8344F78F3CE0AAE0D975D81">
+    <w:name w:val="40207B115F8344F78F3CE0AAE0D975D81"/>
+    <w:rsid w:val="009C2CB6"/>
+    <w:rPr>
+      <w:rFonts w:eastAsiaTheme="minorHAnsi"/>
+      <w:lang w:val="ru-RU" w:eastAsia="en-US"/>
+    </w:rPr>
+  </w:style>
+  <w:style w:type="paragraph" w:customStyle="1" w:styleId="1D13CB6FE6B343EE857A57DDFF46985D1">
+    <w:name w:val="1D13CB6FE6B343EE857A57DDFF46985D1"/>
+    <w:rsid w:val="009C2CB6"/>
+    <w:rPr>
+      <w:rFonts w:eastAsiaTheme="minorHAnsi"/>
+      <w:lang w:val="ru-RU" w:eastAsia="en-US"/>
+    </w:rPr>
+  </w:style>
+  <w:style w:type="paragraph" w:customStyle="1" w:styleId="A94C98F3CCA942AF9D43614FA399197E1">
+    <w:name w:val="A94C98F3CCA942AF9D43614FA399197E1"/>
+    <w:rsid w:val="009C2CB6"/>
+    <w:rPr>
+      <w:rFonts w:eastAsiaTheme="minorHAnsi"/>
+      <w:lang w:val="ru-RU" w:eastAsia="en-US"/>
+    </w:rPr>
+  </w:style>
+  <w:style w:type="paragraph" w:customStyle="1" w:styleId="10B592BD7CC54246A269DEA2ACFE542C1">
+    <w:name w:val="10B592BD7CC54246A269DEA2ACFE542C1"/>
+    <w:rsid w:val="009C2CB6"/>
+    <w:rPr>
+      <w:rFonts w:eastAsiaTheme="minorHAnsi"/>
+      <w:lang w:val="ru-RU" w:eastAsia="en-US"/>
+    </w:rPr>
+  </w:style>
+  <w:style w:type="paragraph" w:customStyle="1" w:styleId="0C21541C94F74A2DB3B94F747FF082B11">
+    <w:name w:val="0C21541C94F74A2DB3B94F747FF082B11"/>
+    <w:rsid w:val="009C2CB6"/>
+    <w:rPr>
+      <w:rFonts w:eastAsiaTheme="minorHAnsi"/>
+      <w:lang w:val="ru-RU" w:eastAsia="en-US"/>
+    </w:rPr>
+  </w:style>
+  <w:style w:type="paragraph" w:customStyle="1" w:styleId="22D4A60221FA4FC4942646C08B785E601">
+    <w:name w:val="22D4A60221FA4FC4942646C08B785E601"/>
+    <w:rsid w:val="009C2CB6"/>
+    <w:rPr>
+      <w:rFonts w:eastAsiaTheme="minorHAnsi"/>
+      <w:lang w:val="ru-RU" w:eastAsia="en-US"/>
+    </w:rPr>
+  </w:style>
+  <w:style w:type="paragraph" w:customStyle="1" w:styleId="5C5EC4D0D41047C8B5ACAF094465813A1">
+    <w:name w:val="5C5EC4D0D41047C8B5ACAF094465813A1"/>
+    <w:rsid w:val="009C2CB6"/>
+    <w:rPr>
+      <w:rFonts w:eastAsiaTheme="minorHAnsi"/>
+      <w:lang w:val="ru-RU" w:eastAsia="en-US"/>
+    </w:rPr>
+  </w:style>
+  <w:style w:type="paragraph" w:customStyle="1" w:styleId="33E140359DEF4AA2AE59895E3B86E98E1">
+    <w:name w:val="33E140359DEF4AA2AE59895E3B86E98E1"/>
+    <w:rsid w:val="009C2CB6"/>
+    <w:rPr>
+      <w:rFonts w:eastAsiaTheme="minorHAnsi"/>
+      <w:lang w:val="ru-RU" w:eastAsia="en-US"/>
+    </w:rPr>
+  </w:style>
+  <w:style w:type="paragraph" w:customStyle="1" w:styleId="149CCE29B32B41D3B566F925A4AC4DB4">
+    <w:name w:val="149CCE29B32B41D3B566F925A4AC4DB4"/>
+    <w:rsid w:val="009C2CB6"/>
+    <w:rPr>
+      <w:rFonts w:eastAsiaTheme="minorHAnsi"/>
+      <w:lang w:val="ru-RU" w:eastAsia="en-US"/>
+    </w:rPr>
+  </w:style>
+  <w:style w:type="paragraph" w:customStyle="1" w:styleId="A3776795F159444A9B8A1A702FCE80B8">
+    <w:name w:val="A3776795F159444A9B8A1A702FCE80B8"/>
+    <w:rsid w:val="009C2CB6"/>
+    <w:rPr>
+      <w:rFonts w:eastAsiaTheme="minorHAnsi"/>
+      <w:lang w:val="ru-RU" w:eastAsia="en-US"/>
+    </w:rPr>
+  </w:style>
+  <w:style w:type="paragraph" w:customStyle="1" w:styleId="92369833F3224F8BBFAA26CF95CB0623">
+    <w:name w:val="92369833F3224F8BBFAA26CF95CB0623"/>
+    <w:rsid w:val="009C2CB6"/>
+    <w:rPr>
+      <w:rFonts w:eastAsiaTheme="minorHAnsi"/>
+      <w:lang w:val="ru-RU" w:eastAsia="en-US"/>
+    </w:rPr>
+  </w:style>
+  <w:style w:type="paragraph" w:customStyle="1" w:styleId="47C7CB0DBC244BCF81A20F8DB4B43838">
+    <w:name w:val="47C7CB0DBC244BCF81A20F8DB4B43838"/>
+    <w:rsid w:val="009C2CB6"/>
+    <w:rPr>
+      <w:rFonts w:eastAsiaTheme="minorHAnsi"/>
+      <w:lang w:val="ru-RU" w:eastAsia="en-US"/>
+    </w:rPr>
+  </w:style>
+  <w:style w:type="paragraph" w:customStyle="1" w:styleId="4813845E26704CC5BFDD6EC788278F19">
+    <w:name w:val="4813845E26704CC5BFDD6EC788278F19"/>
+    <w:rsid w:val="009C2CB6"/>
+    <w:rPr>
+      <w:rFonts w:eastAsiaTheme="minorHAnsi"/>
+      <w:lang w:val="ru-RU" w:eastAsia="en-US"/>
+    </w:rPr>
+  </w:style>
+  <w:style w:type="paragraph" w:customStyle="1" w:styleId="8590A07DE58140AEAC1A2F99593FE60C">
+    <w:name w:val="8590A07DE58140AEAC1A2F99593FE60C"/>
+    <w:rsid w:val="009C2CB6"/>
+    <w:rPr>
+      <w:rFonts w:eastAsiaTheme="minorHAnsi"/>
+      <w:lang w:val="ru-RU" w:eastAsia="en-US"/>
+    </w:rPr>
+  </w:style>
+  <w:style w:type="paragraph" w:customStyle="1" w:styleId="9BE73D764AE34DE08E4DE13BC0102981">
+    <w:name w:val="9BE73D764AE34DE08E4DE13BC0102981"/>
+    <w:rsid w:val="009C2CB6"/>
+    <w:rPr>
+      <w:rFonts w:eastAsiaTheme="minorHAnsi"/>
+      <w:lang w:val="ru-RU" w:eastAsia="en-US"/>
+    </w:rPr>
+  </w:style>
+  <w:style w:type="paragraph" w:customStyle="1" w:styleId="8A6946AEBFF0481ABE51E6AD79B71289">
+    <w:name w:val="8A6946AEBFF0481ABE51E6AD79B71289"/>
+    <w:rsid w:val="009C2CB6"/>
+    <w:rPr>
+      <w:rFonts w:eastAsiaTheme="minorHAnsi"/>
+      <w:lang w:val="ru-RU" w:eastAsia="en-US"/>
+    </w:rPr>
+  </w:style>
+  <w:style w:type="paragraph" w:customStyle="1" w:styleId="A0B92EDAD7CC46CDBC3BF8B8F96D250C">
+    <w:name w:val="A0B92EDAD7CC46CDBC3BF8B8F96D250C"/>
+    <w:rsid w:val="009C2CB6"/>
+    <w:rPr>
+      <w:rFonts w:eastAsiaTheme="minorHAnsi"/>
+      <w:lang w:val="ru-RU" w:eastAsia="en-US"/>
+    </w:rPr>
+  </w:style>
+  <w:style w:type="paragraph" w:customStyle="1" w:styleId="D1D2F56A630443A5B247295C67BD8ADB">
+    <w:name w:val="D1D2F56A630443A5B247295C67BD8ADB"/>
+    <w:rsid w:val="009C2CB6"/>
+    <w:rPr>
+      <w:rFonts w:eastAsiaTheme="minorHAnsi"/>
+      <w:lang w:val="ru-RU" w:eastAsia="en-US"/>
+    </w:rPr>
+  </w:style>
+  <w:style w:type="paragraph" w:customStyle="1" w:styleId="9867E27FB4D54F4A838FDF513F3A79E2">
+    <w:name w:val="9867E27FB4D54F4A838FDF513F3A79E2"/>
+    <w:rsid w:val="009C2CB6"/>
+    <w:rPr>
+      <w:rFonts w:eastAsiaTheme="minorHAnsi"/>
+      <w:lang w:val="ru-RU" w:eastAsia="en-US"/>
+    </w:rPr>
+  </w:style>
+  <w:style w:type="paragraph" w:customStyle="1" w:styleId="2EE2BD1814934BA881BDDB81ECFA22F61">
+    <w:name w:val="2EE2BD1814934BA881BDDB81ECFA22F61"/>
+    <w:rsid w:val="009C2CB6"/>
+    <w:rPr>
+      <w:rFonts w:eastAsiaTheme="minorHAnsi"/>
+      <w:lang w:val="ru-RU" w:eastAsia="en-US"/>
+    </w:rPr>
+  </w:style>
+  <w:style w:type="paragraph" w:customStyle="1" w:styleId="35FA1349989F4167BBD3EC1146AB8CE31">
+    <w:name w:val="35FA1349989F4167BBD3EC1146AB8CE31"/>
+    <w:rsid w:val="009C2CB6"/>
+    <w:rPr>
+      <w:rFonts w:eastAsiaTheme="minorHAnsi"/>
+      <w:lang w:val="ru-RU" w:eastAsia="en-US"/>
+    </w:rPr>
+  </w:style>
+  <w:style w:type="paragraph" w:customStyle="1" w:styleId="804D14BF30C648B591F7B0527EF3F9E41">
+    <w:name w:val="804D14BF30C648B591F7B0527EF3F9E41"/>
+    <w:rsid w:val="009C2CB6"/>
+    <w:rPr>
+      <w:rFonts w:eastAsiaTheme="minorHAnsi"/>
+      <w:lang w:val="ru-RU" w:eastAsia="en-US"/>
+    </w:rPr>
+  </w:style>
+  <w:style w:type="paragraph" w:customStyle="1" w:styleId="17068DFEA6104EC7AFAEAC2418F0A7B21">
+    <w:name w:val="17068DFEA6104EC7AFAEAC2418F0A7B21"/>
+    <w:rsid w:val="009C2CB6"/>
+    <w:rPr>
+      <w:rFonts w:eastAsiaTheme="minorHAnsi"/>
+      <w:lang w:val="ru-RU" w:eastAsia="en-US"/>
+    </w:rPr>
+  </w:style>
+  <w:style w:type="paragraph" w:customStyle="1" w:styleId="7B2389E0C6D2458ABF30A7B674E0F49B1">
+    <w:name w:val="7B2389E0C6D2458ABF30A7B674E0F49B1"/>
+    <w:rsid w:val="009C2CB6"/>
+    <w:rPr>
+      <w:rFonts w:eastAsiaTheme="minorHAnsi"/>
+      <w:lang w:val="ru-RU" w:eastAsia="en-US"/>
+    </w:rPr>
+  </w:style>
+  <w:style w:type="paragraph" w:customStyle="1" w:styleId="C1517D95EF6E4D61AF0FF9319DB064CF1">
+    <w:name w:val="C1517D95EF6E4D61AF0FF9319DB064CF1"/>
+    <w:rsid w:val="009C2CB6"/>
+    <w:rPr>
+      <w:rFonts w:eastAsiaTheme="minorHAnsi"/>
+      <w:lang w:val="ru-RU" w:eastAsia="en-US"/>
+    </w:rPr>
+  </w:style>
+  <w:style w:type="paragraph" w:customStyle="1" w:styleId="C2082950927542AD87EF25C7C0E4E60F1">
+    <w:name w:val="C2082950927542AD87EF25C7C0E4E60F1"/>
+    <w:rsid w:val="009C2CB6"/>
+    <w:rPr>
+      <w:rFonts w:eastAsiaTheme="minorHAnsi"/>
+      <w:lang w:val="ru-RU" w:eastAsia="en-US"/>
+    </w:rPr>
+  </w:style>
+  <w:style w:type="paragraph" w:customStyle="1" w:styleId="5C3B65D7287E4A32836B89846B2BE9EB1">
+    <w:name w:val="5C3B65D7287E4A32836B89846B2BE9EB1"/>
+    <w:rsid w:val="009C2CB6"/>
+    <w:rPr>
+      <w:rFonts w:eastAsiaTheme="minorHAnsi"/>
+      <w:lang w:val="ru-RU" w:eastAsia="en-US"/>
+    </w:rPr>
+  </w:style>
+  <w:style w:type="paragraph" w:customStyle="1" w:styleId="10EE8C90E80C42D99AC10A98B7FE225A1">
+    <w:name w:val="10EE8C90E80C42D99AC10A98B7FE225A1"/>
+    <w:rsid w:val="009C2CB6"/>
+    <w:rPr>
+      <w:rFonts w:eastAsiaTheme="minorHAnsi"/>
+      <w:lang w:val="ru-RU" w:eastAsia="en-US"/>
+    </w:rPr>
+  </w:style>
+  <w:style w:type="paragraph" w:customStyle="1" w:styleId="82B8768951174DC5B6CA252D992845A61">
+    <w:name w:val="82B8768951174DC5B6CA252D992845A61"/>
+    <w:rsid w:val="009C2CB6"/>
+    <w:rPr>
+      <w:rFonts w:eastAsiaTheme="minorHAnsi"/>
+      <w:lang w:val="ru-RU" w:eastAsia="en-US"/>
+    </w:rPr>
+  </w:style>
+  <w:style w:type="paragraph" w:customStyle="1" w:styleId="0FFCA7D3949145A0ACB4D39FDE1E112A1">
+    <w:name w:val="0FFCA7D3949145A0ACB4D39FDE1E112A1"/>
+    <w:rsid w:val="009C2CB6"/>
+    <w:rPr>
+      <w:rFonts w:eastAsiaTheme="minorHAnsi"/>
+      <w:lang w:val="ru-RU" w:eastAsia="en-US"/>
+    </w:rPr>
+  </w:style>
+  <w:style w:type="paragraph" w:customStyle="1" w:styleId="0D9F9D768B34412490F2BD8CCDDA63EE1">
+    <w:name w:val="0D9F9D768B34412490F2BD8CCDDA63EE1"/>
+    <w:rsid w:val="009C2CB6"/>
+    <w:rPr>
+      <w:rFonts w:eastAsiaTheme="minorHAnsi"/>
+      <w:lang w:val="ru-RU" w:eastAsia="en-US"/>
+    </w:rPr>
+  </w:style>
+  <w:style w:type="paragraph" w:customStyle="1" w:styleId="AF4C382FC39D4C088F4A52141E8776BA1">
+    <w:name w:val="AF4C382FC39D4C088F4A52141E8776BA1"/>
+    <w:rsid w:val="009C2CB6"/>
+    <w:rPr>
+      <w:rFonts w:eastAsiaTheme="minorHAnsi"/>
+      <w:lang w:val="ru-RU" w:eastAsia="en-US"/>
+    </w:rPr>
+  </w:style>
+  <w:style w:type="paragraph" w:customStyle="1" w:styleId="07F248A14A0144BDAFD7446C70F742651">
+    <w:name w:val="07F248A14A0144BDAFD7446C70F742651"/>
+    <w:rsid w:val="009C2CB6"/>
+    <w:rPr>
+      <w:rFonts w:eastAsiaTheme="minorHAnsi"/>
+      <w:lang w:val="ru-RU" w:eastAsia="en-US"/>
+    </w:rPr>
+  </w:style>
+  <w:style w:type="paragraph" w:customStyle="1" w:styleId="CF032218CCC346B7B938115A63E5016F1">
+    <w:name w:val="CF032218CCC346B7B938115A63E5016F1"/>
+    <w:rsid w:val="009C2CB6"/>
+    <w:rPr>
+      <w:rFonts w:eastAsiaTheme="minorHAnsi"/>
+      <w:lang w:val="ru-RU" w:eastAsia="en-US"/>
+    </w:rPr>
+  </w:style>
+  <w:style w:type="paragraph" w:customStyle="1" w:styleId="0CF37D4BF5204C048D40DB64452A549B1">
+    <w:name w:val="0CF37D4BF5204C048D40DB64452A549B1"/>
+    <w:rsid w:val="009C2CB6"/>
+    <w:rPr>
+      <w:rFonts w:eastAsiaTheme="minorHAnsi"/>
+      <w:lang w:val="ru-RU" w:eastAsia="en-US"/>
+    </w:rPr>
+  </w:style>
+  <w:style w:type="paragraph" w:customStyle="1" w:styleId="12C1BB793E394172A9543E9DAE50B021">
+    <w:name w:val="12C1BB793E394172A9543E9DAE50B021"/>
+    <w:rsid w:val="009C2CB6"/>
   </w:style>
 </w:styles>
 </file>
